--- a/05 - Programação Orientada e Objetos/Entregas/Conteúdo da Situação de Aprendizagem.docx
+++ b/05 - Programação Orientada e Objetos/Entregas/Conteúdo da Situação de Aprendizagem.docx
@@ -1425,24 +1425,17 @@
                 <w:sz w:val="20"/>
                 <w:szCs w:val="20"/>
               </w:rPr>
-              <w:t>Modelagem das classes Cliente e Pedido</w:t>
-            </w:r>
-            <w:r>
-              <w:rPr>
-                <w:rFonts w:ascii="Arial" w:eastAsia="Arial" w:hAnsi="Arial" w:cs="Arial"/>
-                <w:b/>
-                <w:bCs/>
-                <w:sz w:val="20"/>
-                <w:szCs w:val="20"/>
-              </w:rPr>
-              <w:t>:</w:t>
-            </w:r>
-            <w:r>
-              <w:rPr>
-                <w:rFonts w:ascii="Arial" w:eastAsia="Arial" w:hAnsi="Arial" w:cs="Arial"/>
-                <w:sz w:val="20"/>
-                <w:szCs w:val="20"/>
-              </w:rPr>
+              <w:t>Modelagem das classes Cliente e Pedido:</w:t>
+            </w:r>
+            <w:r>
+              <w:rPr>
+                <w:rFonts w:ascii="Arial" w:eastAsia="Arial" w:hAnsi="Arial" w:cs="Arial"/>
+                <w:sz w:val="20"/>
+                <w:szCs w:val="20"/>
+              </w:rPr>
+              <w:t xml:space="preserve"> Classes modeladas com atributos, métodos e relação 1:N definida.</w:t>
+            </w:r>
+            <w:r>
               <w:t xml:space="preserve"> </w:t>
             </w:r>
             <w:r>
@@ -1451,17 +1444,6 @@
                 <w:sz w:val="20"/>
                 <w:szCs w:val="20"/>
               </w:rPr>
-              <w:t>Classes modeladas com atributos, métodos e relação 1:N definida.</w:t>
-            </w:r>
-            <w:r>
-              <w:t xml:space="preserve"> </w:t>
-            </w:r>
-            <w:r>
-              <w:rPr>
-                <w:rFonts w:ascii="Arial" w:eastAsia="Arial" w:hAnsi="Arial" w:cs="Arial"/>
-                <w:sz w:val="20"/>
-                <w:szCs w:val="20"/>
-              </w:rPr>
               <w:t>Exposição dialogada + prática guiada</w:t>
             </w:r>
             <w:r>
@@ -1472,6 +1454,19 @@
               </w:rPr>
               <w:t>;</w:t>
             </w:r>
+          </w:p>
+          <w:p>
+            <w:pPr>
+              <w:pStyle w:val="PargrafodaLista"/>
+              <w:shd w:val="clear" w:color="auto" w:fill="FFFFFF"/>
+              <w:spacing w:after="240"/>
+              <w:ind w:firstLine="0"/>
+              <w:rPr>
+                <w:rFonts w:ascii="Arial" w:eastAsia="Arial" w:hAnsi="Arial" w:cs="Arial"/>
+                <w:sz w:val="20"/>
+                <w:szCs w:val="20"/>
+              </w:rPr>
+            </w:pPr>
           </w:p>
           <w:p>
             <w:pPr>
@@ -1518,17 +1513,7 @@
                 <w:sz w:val="20"/>
                 <w:szCs w:val="20"/>
               </w:rPr>
-              <w:t xml:space="preserve"> e tabelas no MySQL</w:t>
-            </w:r>
-            <w:r>
-              <w:rPr>
-                <w:rFonts w:ascii="Arial" w:eastAsia="Arial" w:hAnsi="Arial" w:cs="Arial"/>
-                <w:b/>
-                <w:bCs/>
-                <w:sz w:val="20"/>
-                <w:szCs w:val="20"/>
-              </w:rPr>
-              <w:t>:</w:t>
+              <w:t xml:space="preserve"> e tabelas no MySQL:</w:t>
             </w:r>
             <w:r>
               <w:t xml:space="preserve"> </w:t>
@@ -1560,6 +1545,29 @@
               </w:rPr>
               <w:t>;</w:t>
             </w:r>
+          </w:p>
+          <w:p>
+            <w:pPr>
+              <w:pStyle w:val="PargrafodaLista"/>
+              <w:rPr>
+                <w:rFonts w:ascii="Arial" w:eastAsia="Arial" w:hAnsi="Arial" w:cs="Arial"/>
+                <w:sz w:val="20"/>
+                <w:szCs w:val="20"/>
+              </w:rPr>
+            </w:pPr>
+          </w:p>
+          <w:p>
+            <w:pPr>
+              <w:pStyle w:val="PargrafodaLista"/>
+              <w:shd w:val="clear" w:color="auto" w:fill="FFFFFF"/>
+              <w:spacing w:after="240"/>
+              <w:ind w:firstLine="0"/>
+              <w:rPr>
+                <w:rFonts w:ascii="Arial" w:eastAsia="Arial" w:hAnsi="Arial" w:cs="Arial"/>
+                <w:sz w:val="20"/>
+                <w:szCs w:val="20"/>
+              </w:rPr>
+            </w:pPr>
           </w:p>
           <w:p>
             <w:pPr>
@@ -1584,17 +1592,7 @@
                 <w:sz w:val="20"/>
                 <w:szCs w:val="20"/>
               </w:rPr>
-              <w:t>Implementação da conexão em Dart e funções de INSERT</w:t>
-            </w:r>
-            <w:r>
-              <w:rPr>
-                <w:rFonts w:ascii="Arial" w:eastAsia="Arial" w:hAnsi="Arial" w:cs="Arial"/>
-                <w:b/>
-                <w:bCs/>
-                <w:sz w:val="20"/>
-                <w:szCs w:val="20"/>
-              </w:rPr>
-              <w:t xml:space="preserve">: </w:t>
+              <w:t xml:space="preserve">Implementação da conexão em Dart e funções de INSERT: </w:t>
             </w:r>
             <w:r>
               <w:rPr>
@@ -1623,6 +1621,19 @@
               </w:rPr>
               <w:t>;</w:t>
             </w:r>
+          </w:p>
+          <w:p>
+            <w:pPr>
+              <w:pStyle w:val="PargrafodaLista"/>
+              <w:shd w:val="clear" w:color="auto" w:fill="FFFFFF"/>
+              <w:spacing w:after="240"/>
+              <w:ind w:firstLine="0"/>
+              <w:rPr>
+                <w:rFonts w:ascii="Arial" w:eastAsia="Arial" w:hAnsi="Arial" w:cs="Arial"/>
+                <w:sz w:val="20"/>
+                <w:szCs w:val="20"/>
+              </w:rPr>
+            </w:pPr>
           </w:p>
           <w:p>
             <w:pPr>
@@ -1669,24 +1680,17 @@
                 <w:sz w:val="20"/>
                 <w:szCs w:val="20"/>
               </w:rPr>
-              <w:t xml:space="preserve"> (JOIN e GROUP BY)</w:t>
-            </w:r>
-            <w:r>
-              <w:rPr>
-                <w:rFonts w:ascii="Arial" w:eastAsia="Arial" w:hAnsi="Arial" w:cs="Arial"/>
-                <w:b/>
-                <w:bCs/>
-                <w:sz w:val="20"/>
-                <w:szCs w:val="20"/>
-              </w:rPr>
-              <w:t>:</w:t>
-            </w:r>
-            <w:r>
-              <w:rPr>
-                <w:rFonts w:ascii="Arial" w:eastAsia="Arial" w:hAnsi="Arial" w:cs="Arial"/>
-                <w:sz w:val="20"/>
-                <w:szCs w:val="20"/>
-              </w:rPr>
+              <w:t xml:space="preserve"> (JOIN e GROUP BY):</w:t>
+            </w:r>
+            <w:r>
+              <w:rPr>
+                <w:rFonts w:ascii="Arial" w:eastAsia="Arial" w:hAnsi="Arial" w:cs="Arial"/>
+                <w:sz w:val="20"/>
+                <w:szCs w:val="20"/>
+              </w:rPr>
+              <w:t xml:space="preserve"> Consultas retornam dados corretos e formatados.</w:t>
+            </w:r>
+            <w:r>
               <w:t xml:space="preserve"> </w:t>
             </w:r>
             <w:r>
@@ -1695,17 +1699,6 @@
                 <w:sz w:val="20"/>
                 <w:szCs w:val="20"/>
               </w:rPr>
-              <w:t>Consultas retornam dados corretos e formatados.</w:t>
-            </w:r>
-            <w:r>
-              <w:t xml:space="preserve"> </w:t>
-            </w:r>
-            <w:r>
-              <w:rPr>
-                <w:rFonts w:ascii="Arial" w:eastAsia="Arial" w:hAnsi="Arial" w:cs="Arial"/>
-                <w:sz w:val="20"/>
-                <w:szCs w:val="20"/>
-              </w:rPr>
               <w:t>Exercício dirigido</w:t>
             </w:r>
             <w:r>
@@ -1716,6 +1709,29 @@
               </w:rPr>
               <w:t>;</w:t>
             </w:r>
+          </w:p>
+          <w:p>
+            <w:pPr>
+              <w:pStyle w:val="PargrafodaLista"/>
+              <w:rPr>
+                <w:rFonts w:ascii="Arial" w:eastAsia="Arial" w:hAnsi="Arial" w:cs="Arial"/>
+                <w:sz w:val="20"/>
+                <w:szCs w:val="20"/>
+              </w:rPr>
+            </w:pPr>
+          </w:p>
+          <w:p>
+            <w:pPr>
+              <w:pStyle w:val="PargrafodaLista"/>
+              <w:shd w:val="clear" w:color="auto" w:fill="FFFFFF"/>
+              <w:spacing w:after="240"/>
+              <w:ind w:firstLine="0"/>
+              <w:rPr>
+                <w:rFonts w:ascii="Arial" w:eastAsia="Arial" w:hAnsi="Arial" w:cs="Arial"/>
+                <w:sz w:val="20"/>
+                <w:szCs w:val="20"/>
+              </w:rPr>
+            </w:pPr>
           </w:p>
           <w:p>
             <w:pPr>
@@ -1740,45 +1756,20 @@
                 <w:sz w:val="20"/>
                 <w:szCs w:val="20"/>
               </w:rPr>
-              <w:t>Organização do código e entrega final</w:t>
-            </w:r>
-            <w:r>
-              <w:rPr>
-                <w:rFonts w:ascii="Arial" w:eastAsia="Arial" w:hAnsi="Arial" w:cs="Arial"/>
-                <w:b/>
-                <w:bCs/>
-                <w:sz w:val="20"/>
-                <w:szCs w:val="20"/>
-              </w:rPr>
-              <w:t xml:space="preserve">: </w:t>
-            </w:r>
-            <w:r>
-              <w:rPr>
-                <w:rFonts w:ascii="Arial" w:eastAsia="Arial" w:hAnsi="Arial" w:cs="Arial"/>
-                <w:sz w:val="20"/>
-                <w:szCs w:val="20"/>
-              </w:rPr>
-              <w:t>Projeto funcional, organizado e documentado.</w:t>
-            </w:r>
-            <w:r>
-              <w:rPr>
-                <w:rFonts w:ascii="Arial" w:eastAsia="Arial" w:hAnsi="Arial" w:cs="Arial"/>
-                <w:sz w:val="20"/>
-                <w:szCs w:val="20"/>
-              </w:rPr>
-              <w:t xml:space="preserve"> </w:t>
-            </w:r>
-            <w:r>
-              <w:rPr>
-                <w:rFonts w:ascii="Arial" w:eastAsia="Arial" w:hAnsi="Arial" w:cs="Arial"/>
-                <w:sz w:val="20"/>
-                <w:szCs w:val="20"/>
-              </w:rPr>
-              <w:t>Checklist de entrega.</w:t>
-            </w:r>
-          </w:p>
-          <w:p>
-            <w:pPr>
+              <w:t xml:space="preserve">Organização do código e entrega final: </w:t>
+            </w:r>
+            <w:r>
+              <w:rPr>
+                <w:rFonts w:ascii="Arial" w:eastAsia="Arial" w:hAnsi="Arial" w:cs="Arial"/>
+                <w:sz w:val="20"/>
+                <w:szCs w:val="20"/>
+              </w:rPr>
+              <w:t>Projeto funcional, organizado e documentado. Checklist de entrega.</w:t>
+            </w:r>
+          </w:p>
+          <w:p>
+            <w:pPr>
+              <w:pStyle w:val="PargrafodaLista"/>
               <w:shd w:val="clear" w:color="auto" w:fill="FFFFFF"/>
               <w:spacing w:after="240"/>
               <w:ind w:firstLine="0"/>
@@ -1788,14 +1779,6 @@
                 <w:szCs w:val="20"/>
               </w:rPr>
             </w:pPr>
-            <w:r>
-              <w:rPr>
-                <w:rFonts w:ascii="Arial" w:eastAsia="Arial" w:hAnsi="Arial" w:cs="Arial"/>
-                <w:sz w:val="20"/>
-                <w:szCs w:val="20"/>
-              </w:rPr>
-              <w:t>Lista de Verificação (Avaliação)</w:t>
-            </w:r>
           </w:p>
           <w:p>
             <w:pPr>
@@ -1814,23 +1797,7 @@
                 <w:sz w:val="20"/>
                 <w:szCs w:val="20"/>
               </w:rPr>
-              <w:t>Classes Cliente e Pedido implementadas com relação correta</w:t>
-            </w:r>
-            <w:r>
-              <w:rPr>
-                <w:rFonts w:ascii="Arial" w:eastAsia="Arial" w:hAnsi="Arial" w:cs="Arial"/>
-                <w:sz w:val="20"/>
-                <w:szCs w:val="20"/>
-              </w:rPr>
-              <w:t xml:space="preserve">: </w:t>
-            </w:r>
-            <w:r>
-              <w:rPr>
-                <w:rFonts w:ascii="Arial" w:eastAsia="Arial" w:hAnsi="Arial" w:cs="Arial"/>
-                <w:sz w:val="20"/>
-                <w:szCs w:val="20"/>
-              </w:rPr>
-              <w:t>A modelagem está adequada ao problema proposto?</w:t>
+              <w:t>Lista de Verificação (Avaliação)</w:t>
             </w:r>
           </w:p>
           <w:p>
@@ -1850,26 +1817,23 @@
                 <w:sz w:val="20"/>
                 <w:szCs w:val="20"/>
               </w:rPr>
-              <w:t>Script SQL funcional com chaves primárias e estrangeira</w:t>
-            </w:r>
-            <w:r>
-              <w:rPr>
-                <w:rFonts w:ascii="Arial" w:eastAsia="Arial" w:hAnsi="Arial" w:cs="Arial"/>
-                <w:sz w:val="20"/>
-                <w:szCs w:val="20"/>
-              </w:rPr>
-              <w:t>:</w:t>
-            </w:r>
-            <w:r>
-              <w:t xml:space="preserve"> </w:t>
-            </w:r>
-            <w:r>
-              <w:rPr>
-                <w:rFonts w:ascii="Arial" w:eastAsia="Arial" w:hAnsi="Arial" w:cs="Arial"/>
-                <w:sz w:val="20"/>
-                <w:szCs w:val="20"/>
-              </w:rPr>
-              <w:t>As tabelas e relações foram criadas corretamente no MySQL?</w:t>
+              <w:t>Classes Cliente e Pedido implementadas com relação correta</w:t>
+            </w:r>
+            <w:r>
+              <w:rPr>
+                <w:rFonts w:ascii="Arial" w:eastAsia="Arial" w:hAnsi="Arial" w:cs="Arial"/>
+                <w:sz w:val="20"/>
+                <w:szCs w:val="20"/>
+              </w:rPr>
+              <w:t xml:space="preserve">: </w:t>
+            </w:r>
+            <w:r>
+              <w:rPr>
+                <w:rFonts w:ascii="Arial" w:eastAsia="Arial" w:hAnsi="Arial" w:cs="Arial"/>
+                <w:sz w:val="20"/>
+                <w:szCs w:val="20"/>
+              </w:rPr>
+              <w:t>A modelagem está adequada ao problema proposto?</w:t>
             </w:r>
           </w:p>
           <w:p>
@@ -1889,23 +1853,27 @@
                 <w:sz w:val="20"/>
                 <w:szCs w:val="20"/>
               </w:rPr>
-              <w:t>Funções de INSERT implementadas</w:t>
-            </w:r>
-            <w:r>
-              <w:rPr>
-                <w:rFonts w:ascii="Arial" w:eastAsia="Arial" w:hAnsi="Arial" w:cs="Arial"/>
-                <w:sz w:val="20"/>
-                <w:szCs w:val="20"/>
-              </w:rPr>
-              <w:t xml:space="preserve">: </w:t>
-            </w:r>
-            <w:r>
-              <w:rPr>
-                <w:rFonts w:ascii="Arial" w:eastAsia="Arial" w:hAnsi="Arial" w:cs="Arial"/>
-                <w:sz w:val="20"/>
-                <w:szCs w:val="20"/>
-              </w:rPr>
-              <w:t>As inserções executam sem erros e salvam os registros corretamente?</w:t>
+              <w:lastRenderedPageBreak/>
+              <w:t>Script SQL funcional com chaves primárias e estrangeira</w:t>
+            </w:r>
+            <w:r>
+              <w:rPr>
+                <w:rFonts w:ascii="Arial" w:eastAsia="Arial" w:hAnsi="Arial" w:cs="Arial"/>
+                <w:sz w:val="20"/>
+                <w:szCs w:val="20"/>
+              </w:rPr>
+              <w:t>:</w:t>
+            </w:r>
+            <w:r>
+              <w:t xml:space="preserve"> </w:t>
+            </w:r>
+            <w:r>
+              <w:rPr>
+                <w:rFonts w:ascii="Arial" w:eastAsia="Arial" w:hAnsi="Arial" w:cs="Arial"/>
+                <w:sz w:val="20"/>
+                <w:szCs w:val="20"/>
+              </w:rPr>
+              <w:t>As tabelas e relações foram criadas corretamente no MySQL?</w:t>
             </w:r>
           </w:p>
           <w:p>
@@ -1925,7 +1893,42 @@
                 <w:sz w:val="20"/>
                 <w:szCs w:val="20"/>
               </w:rPr>
-              <w:lastRenderedPageBreak/>
+              <w:t>Funções de INSERT implementadas</w:t>
+            </w:r>
+            <w:r>
+              <w:rPr>
+                <w:rFonts w:ascii="Arial" w:eastAsia="Arial" w:hAnsi="Arial" w:cs="Arial"/>
+                <w:sz w:val="20"/>
+                <w:szCs w:val="20"/>
+              </w:rPr>
+              <w:t xml:space="preserve">: </w:t>
+            </w:r>
+            <w:r>
+              <w:rPr>
+                <w:rFonts w:ascii="Arial" w:eastAsia="Arial" w:hAnsi="Arial" w:cs="Arial"/>
+                <w:sz w:val="20"/>
+                <w:szCs w:val="20"/>
+              </w:rPr>
+              <w:t>As inserções executam sem erros e salvam os registros corretamente?</w:t>
+            </w:r>
+          </w:p>
+          <w:p>
+            <w:pPr>
+              <w:shd w:val="clear" w:color="auto" w:fill="FFFFFF"/>
+              <w:spacing w:after="240"/>
+              <w:ind w:firstLine="0"/>
+              <w:rPr>
+                <w:rFonts w:ascii="Arial" w:eastAsia="Arial" w:hAnsi="Arial" w:cs="Arial"/>
+                <w:sz w:val="20"/>
+                <w:szCs w:val="20"/>
+              </w:rPr>
+            </w:pPr>
+            <w:r>
+              <w:rPr>
+                <w:rFonts w:ascii="Arial" w:eastAsia="Arial" w:hAnsi="Arial" w:cs="Arial"/>
+                <w:sz w:val="20"/>
+                <w:szCs w:val="20"/>
+              </w:rPr>
               <w:t xml:space="preserve">Dois </w:t>
             </w:r>
             <w:proofErr w:type="spellStart"/>
@@ -2463,48 +2466,2731 @@
               </w:rPr>
             </w:pPr>
           </w:p>
+          <w:p>
+            <w:pPr>
+              <w:shd w:val="clear" w:color="auto" w:fill="FFFFFF"/>
+              <w:spacing w:before="240" w:after="240"/>
+              <w:ind w:firstLine="0"/>
+              <w:rPr>
+                <w:rFonts w:ascii="Arial" w:eastAsia="Arial" w:hAnsi="Arial" w:cs="Arial"/>
+                <w:sz w:val="20"/>
+                <w:szCs w:val="20"/>
+              </w:rPr>
+            </w:pPr>
+            <w:r>
+              <w:rPr>
+                <w:rFonts w:ascii="Arial" w:eastAsia="Arial" w:hAnsi="Arial" w:cs="Arial"/>
+                <w:b/>
+                <w:bCs/>
+                <w:sz w:val="20"/>
+                <w:szCs w:val="20"/>
+              </w:rPr>
+              <w:t>Print 1:</w:t>
+            </w:r>
+            <w:r>
+              <w:rPr>
+                <w:rFonts w:ascii="Arial" w:eastAsia="Arial" w:hAnsi="Arial" w:cs="Arial"/>
+                <w:sz w:val="20"/>
+                <w:szCs w:val="20"/>
+              </w:rPr>
+              <w:t xml:space="preserve"> Tela MySQL, Workbench verificando todos usuários.</w:t>
+            </w:r>
+          </w:p>
+          <w:p>
+            <w:pPr>
+              <w:shd w:val="clear" w:color="auto" w:fill="FFFFFF"/>
+              <w:spacing w:before="240" w:after="240"/>
+              <w:ind w:firstLine="0"/>
+              <w:rPr>
+                <w:rFonts w:ascii="Arial" w:eastAsia="Arial" w:hAnsi="Arial" w:cs="Arial"/>
+                <w:sz w:val="20"/>
+                <w:szCs w:val="20"/>
+              </w:rPr>
+            </w:pPr>
+            <w:r>
+              <w:rPr>
+                <w:rFonts w:ascii="Arial" w:eastAsia="Arial" w:hAnsi="Arial" w:cs="Arial"/>
+                <w:sz w:val="20"/>
+                <w:szCs w:val="20"/>
+              </w:rPr>
+              <w:drawing>
+                <wp:inline distT="0" distB="0" distL="0" distR="0" wp14:anchorId="3C9A1D3C" wp14:editId="7F604E33">
+                  <wp:extent cx="5922010" cy="3329940"/>
+                  <wp:effectExtent l="0" t="0" r="2540" b="3810"/>
+                  <wp:docPr id="1" name="Imagem 1"/>
+                  <wp:cNvGraphicFramePr>
+                    <a:graphicFrameLocks xmlns:a="http://schemas.openxmlformats.org/drawingml/2006/main" noChangeAspect="1"/>
+                  </wp:cNvGraphicFramePr>
+                  <a:graphic xmlns:a="http://schemas.openxmlformats.org/drawingml/2006/main">
+                    <a:graphicData uri="http://schemas.openxmlformats.org/drawingml/2006/picture">
+                      <pic:pic xmlns:pic="http://schemas.openxmlformats.org/drawingml/2006/picture">
+                        <pic:nvPicPr>
+                          <pic:cNvPr id="1" name=""/>
+                          <pic:cNvPicPr/>
+                        </pic:nvPicPr>
+                        <pic:blipFill>
+                          <a:blip r:embed="rId7"/>
+                          <a:stretch>
+                            <a:fillRect/>
+                          </a:stretch>
+                        </pic:blipFill>
+                        <pic:spPr>
+                          <a:xfrm>
+                            <a:off x="0" y="0"/>
+                            <a:ext cx="5922010" cy="3329940"/>
+                          </a:xfrm>
+                          <a:prstGeom prst="rect">
+                            <a:avLst/>
+                          </a:prstGeom>
+                        </pic:spPr>
+                      </pic:pic>
+                    </a:graphicData>
+                  </a:graphic>
+                </wp:inline>
+              </w:drawing>
+            </w:r>
+            <w:r>
+              <w:rPr>
+                <w:rFonts w:ascii="Arial" w:eastAsia="Arial" w:hAnsi="Arial" w:cs="Arial"/>
+                <w:sz w:val="20"/>
+                <w:szCs w:val="20"/>
+              </w:rPr>
+              <w:br/>
+            </w:r>
+            <w:r>
+              <w:rPr>
+                <w:rFonts w:ascii="Arial" w:eastAsia="Arial" w:hAnsi="Arial" w:cs="Arial"/>
+                <w:sz w:val="20"/>
+                <w:szCs w:val="20"/>
+              </w:rPr>
+              <w:br/>
+            </w:r>
+            <w:r>
+              <w:rPr>
+                <w:rFonts w:ascii="Arial" w:eastAsia="Arial" w:hAnsi="Arial" w:cs="Arial"/>
+                <w:sz w:val="20"/>
+                <w:szCs w:val="20"/>
+              </w:rPr>
+              <w:lastRenderedPageBreak/>
+              <w:t xml:space="preserve">Após instalado </w:t>
+            </w:r>
+            <w:proofErr w:type="spellStart"/>
+            <w:r>
+              <w:rPr>
+                <w:rFonts w:ascii="Arial" w:eastAsia="Arial" w:hAnsi="Arial" w:cs="Arial"/>
+                <w:sz w:val="20"/>
+                <w:szCs w:val="20"/>
+              </w:rPr>
+              <w:t>xampp</w:t>
+            </w:r>
+            <w:proofErr w:type="spellEnd"/>
+            <w:r>
+              <w:rPr>
+                <w:rFonts w:ascii="Arial" w:eastAsia="Arial" w:hAnsi="Arial" w:cs="Arial"/>
+                <w:sz w:val="20"/>
+                <w:szCs w:val="20"/>
+              </w:rPr>
+              <w:t xml:space="preserve">, verifiquei os usuários que continham em meu MySQL Workbench e decidi criar um usuário chamado </w:t>
+            </w:r>
+            <w:proofErr w:type="spellStart"/>
+            <w:r>
+              <w:rPr>
+                <w:rFonts w:ascii="Arial" w:eastAsia="Arial" w:hAnsi="Arial" w:cs="Arial"/>
+                <w:sz w:val="20"/>
+                <w:szCs w:val="20"/>
+              </w:rPr>
+              <w:t>davidkim</w:t>
+            </w:r>
+            <w:proofErr w:type="spellEnd"/>
+            <w:r>
+              <w:rPr>
+                <w:rFonts w:ascii="Arial" w:eastAsia="Arial" w:hAnsi="Arial" w:cs="Arial"/>
+                <w:sz w:val="20"/>
+                <w:szCs w:val="20"/>
+              </w:rPr>
+              <w:t>.</w:t>
+            </w:r>
+          </w:p>
+          <w:p>
+            <w:pPr>
+              <w:shd w:val="clear" w:color="auto" w:fill="FFFFFF"/>
+              <w:spacing w:before="240" w:after="240"/>
+              <w:ind w:firstLine="0"/>
+              <w:rPr>
+                <w:rFonts w:ascii="Arial" w:eastAsia="Arial" w:hAnsi="Arial" w:cs="Arial"/>
+                <w:sz w:val="20"/>
+                <w:szCs w:val="20"/>
+              </w:rPr>
+            </w:pPr>
+          </w:p>
+          <w:p>
+            <w:pPr>
+              <w:shd w:val="clear" w:color="auto" w:fill="FFFFFF"/>
+              <w:spacing w:before="240" w:after="240"/>
+              <w:ind w:firstLine="0"/>
+              <w:rPr>
+                <w:rFonts w:ascii="Arial" w:eastAsia="Arial" w:hAnsi="Arial" w:cs="Arial"/>
+                <w:sz w:val="20"/>
+                <w:szCs w:val="20"/>
+              </w:rPr>
+            </w:pPr>
+          </w:p>
+          <w:p>
+            <w:pPr>
+              <w:shd w:val="clear" w:color="auto" w:fill="FFFFFF"/>
+              <w:spacing w:before="240" w:after="240"/>
+              <w:ind w:firstLine="0"/>
+              <w:rPr>
+                <w:rFonts w:ascii="Arial" w:eastAsia="Arial" w:hAnsi="Arial" w:cs="Arial"/>
+                <w:sz w:val="20"/>
+                <w:szCs w:val="20"/>
+              </w:rPr>
+            </w:pPr>
+            <w:r>
+              <w:rPr>
+                <w:rFonts w:ascii="Arial" w:eastAsia="Arial" w:hAnsi="Arial" w:cs="Arial"/>
+                <w:b/>
+                <w:bCs/>
+                <w:sz w:val="20"/>
+                <w:szCs w:val="20"/>
+              </w:rPr>
+              <w:t>Print 2:</w:t>
+            </w:r>
+            <w:r>
+              <w:rPr>
+                <w:rFonts w:ascii="Arial" w:eastAsia="Arial" w:hAnsi="Arial" w:cs="Arial"/>
+                <w:sz w:val="20"/>
+                <w:szCs w:val="20"/>
+              </w:rPr>
+              <w:t xml:space="preserve"> Tela MySQL Workbench, após </w:t>
+            </w:r>
+            <w:proofErr w:type="spellStart"/>
+            <w:r>
+              <w:rPr>
+                <w:rFonts w:ascii="Arial" w:eastAsia="Arial" w:hAnsi="Arial" w:cs="Arial"/>
+                <w:sz w:val="20"/>
+                <w:szCs w:val="20"/>
+              </w:rPr>
+              <w:t>permissionamento</w:t>
+            </w:r>
+            <w:proofErr w:type="spellEnd"/>
+            <w:r>
+              <w:rPr>
+                <w:rFonts w:ascii="Arial" w:eastAsia="Arial" w:hAnsi="Arial" w:cs="Arial"/>
+                <w:sz w:val="20"/>
+                <w:szCs w:val="20"/>
+              </w:rPr>
+              <w:t xml:space="preserve"> do usuário </w:t>
+            </w:r>
+            <w:proofErr w:type="spellStart"/>
+            <w:r>
+              <w:rPr>
+                <w:rFonts w:ascii="Arial" w:eastAsia="Arial" w:hAnsi="Arial" w:cs="Arial"/>
+                <w:sz w:val="20"/>
+                <w:szCs w:val="20"/>
+              </w:rPr>
+              <w:t>davidkim</w:t>
+            </w:r>
+            <w:proofErr w:type="spellEnd"/>
+            <w:r>
+              <w:rPr>
+                <w:rFonts w:ascii="Arial" w:eastAsia="Arial" w:hAnsi="Arial" w:cs="Arial"/>
+                <w:sz w:val="20"/>
+                <w:szCs w:val="20"/>
+              </w:rPr>
+              <w:t>.</w:t>
+            </w:r>
+            <w:r>
+              <w:rPr>
+                <w:rFonts w:ascii="Arial" w:eastAsia="Arial" w:hAnsi="Arial" w:cs="Arial"/>
+                <w:sz w:val="20"/>
+                <w:szCs w:val="20"/>
+              </w:rPr>
+              <w:br/>
+            </w:r>
+            <w:r>
+              <w:rPr>
+                <w:rFonts w:ascii="Arial" w:eastAsia="Arial" w:hAnsi="Arial" w:cs="Arial"/>
+                <w:sz w:val="20"/>
+                <w:szCs w:val="20"/>
+              </w:rPr>
+              <w:br/>
+            </w:r>
+            <w:r>
+              <w:rPr>
+                <w:rFonts w:ascii="Arial" w:eastAsia="Arial" w:hAnsi="Arial" w:cs="Arial"/>
+                <w:sz w:val="20"/>
+                <w:szCs w:val="20"/>
+              </w:rPr>
+              <w:drawing>
+                <wp:inline distT="0" distB="0" distL="0" distR="0" wp14:anchorId="0767830A" wp14:editId="291ACA1C">
+                  <wp:extent cx="5922010" cy="3329940"/>
+                  <wp:effectExtent l="0" t="0" r="2540" b="3810"/>
+                  <wp:docPr id="2" name="Imagem 2"/>
+                  <wp:cNvGraphicFramePr>
+                    <a:graphicFrameLocks xmlns:a="http://schemas.openxmlformats.org/drawingml/2006/main" noChangeAspect="1"/>
+                  </wp:cNvGraphicFramePr>
+                  <a:graphic xmlns:a="http://schemas.openxmlformats.org/drawingml/2006/main">
+                    <a:graphicData uri="http://schemas.openxmlformats.org/drawingml/2006/picture">
+                      <pic:pic xmlns:pic="http://schemas.openxmlformats.org/drawingml/2006/picture">
+                        <pic:nvPicPr>
+                          <pic:cNvPr id="1" name=""/>
+                          <pic:cNvPicPr/>
+                        </pic:nvPicPr>
+                        <pic:blipFill>
+                          <a:blip r:embed="rId8"/>
+                          <a:stretch>
+                            <a:fillRect/>
+                          </a:stretch>
+                        </pic:blipFill>
+                        <pic:spPr>
+                          <a:xfrm>
+                            <a:off x="0" y="0"/>
+                            <a:ext cx="5922010" cy="3329940"/>
+                          </a:xfrm>
+                          <a:prstGeom prst="rect">
+                            <a:avLst/>
+                          </a:prstGeom>
+                        </pic:spPr>
+                      </pic:pic>
+                    </a:graphicData>
+                  </a:graphic>
+                </wp:inline>
+              </w:drawing>
+            </w:r>
+            <w:r>
+              <w:rPr>
+                <w:rFonts w:ascii="Arial" w:eastAsia="Arial" w:hAnsi="Arial" w:cs="Arial"/>
+                <w:sz w:val="20"/>
+                <w:szCs w:val="20"/>
+              </w:rPr>
+              <w:br/>
+              <w:t xml:space="preserve">Após criado usuário </w:t>
+            </w:r>
+            <w:proofErr w:type="spellStart"/>
+            <w:r>
+              <w:rPr>
+                <w:rFonts w:ascii="Arial" w:eastAsia="Arial" w:hAnsi="Arial" w:cs="Arial"/>
+                <w:sz w:val="20"/>
+                <w:szCs w:val="20"/>
+              </w:rPr>
+              <w:t>davidkim</w:t>
+            </w:r>
+            <w:proofErr w:type="spellEnd"/>
+            <w:r>
+              <w:rPr>
+                <w:rFonts w:ascii="Arial" w:eastAsia="Arial" w:hAnsi="Arial" w:cs="Arial"/>
+                <w:sz w:val="20"/>
+                <w:szCs w:val="20"/>
+              </w:rPr>
+              <w:t xml:space="preserve"> garanti todas as permissões para ele.</w:t>
+            </w:r>
+            <w:r>
+              <w:rPr>
+                <w:rFonts w:ascii="Arial" w:eastAsia="Arial" w:hAnsi="Arial" w:cs="Arial"/>
+                <w:sz w:val="20"/>
+                <w:szCs w:val="20"/>
+              </w:rPr>
+              <w:t xml:space="preserve"> E rodei o </w:t>
+            </w:r>
+            <w:proofErr w:type="spellStart"/>
+            <w:r>
+              <w:rPr>
+                <w:rFonts w:ascii="Arial" w:eastAsia="Arial" w:hAnsi="Arial" w:cs="Arial"/>
+                <w:sz w:val="20"/>
+                <w:szCs w:val="20"/>
+              </w:rPr>
+              <w:t>xampp</w:t>
+            </w:r>
+            <w:proofErr w:type="spellEnd"/>
+            <w:r>
+              <w:rPr>
+                <w:rFonts w:ascii="Arial" w:eastAsia="Arial" w:hAnsi="Arial" w:cs="Arial"/>
+                <w:sz w:val="20"/>
+                <w:szCs w:val="20"/>
+              </w:rPr>
+              <w:t>.</w:t>
+            </w:r>
+            <w:r>
+              <w:rPr>
+                <w:rFonts w:ascii="Arial" w:eastAsia="Arial" w:hAnsi="Arial" w:cs="Arial"/>
+                <w:sz w:val="20"/>
+                <w:szCs w:val="20"/>
+              </w:rPr>
+              <w:br/>
+            </w:r>
+            <w:r>
+              <w:rPr>
+                <w:rFonts w:ascii="Arial" w:eastAsia="Arial" w:hAnsi="Arial" w:cs="Arial"/>
+                <w:sz w:val="20"/>
+                <w:szCs w:val="20"/>
+              </w:rPr>
+              <w:br/>
+              <w:t>Print 3: XAMPP configurado e rodando.</w:t>
+            </w:r>
+            <w:r>
+              <w:rPr>
+                <w:rFonts w:ascii="Arial" w:eastAsia="Arial" w:hAnsi="Arial" w:cs="Arial"/>
+                <w:sz w:val="20"/>
+                <w:szCs w:val="20"/>
+              </w:rPr>
+              <w:br/>
+            </w:r>
+            <w:r>
+              <w:rPr>
+                <w:rFonts w:ascii="Arial" w:eastAsia="Arial" w:hAnsi="Arial" w:cs="Arial"/>
+                <w:sz w:val="20"/>
+                <w:szCs w:val="20"/>
+              </w:rPr>
+              <w:drawing>
+                <wp:inline distT="0" distB="0" distL="0" distR="0" wp14:anchorId="31B6FC33" wp14:editId="53F60558">
+                  <wp:extent cx="5922010" cy="3830955"/>
+                  <wp:effectExtent l="0" t="0" r="2540" b="0"/>
+                  <wp:docPr id="4" name="Imagem 4"/>
+                  <wp:cNvGraphicFramePr>
+                    <a:graphicFrameLocks xmlns:a="http://schemas.openxmlformats.org/drawingml/2006/main" noChangeAspect="1"/>
+                  </wp:cNvGraphicFramePr>
+                  <a:graphic xmlns:a="http://schemas.openxmlformats.org/drawingml/2006/main">
+                    <a:graphicData uri="http://schemas.openxmlformats.org/drawingml/2006/picture">
+                      <pic:pic xmlns:pic="http://schemas.openxmlformats.org/drawingml/2006/picture">
+                        <pic:nvPicPr>
+                          <pic:cNvPr id="1" name=""/>
+                          <pic:cNvPicPr/>
+                        </pic:nvPicPr>
+                        <pic:blipFill>
+                          <a:blip r:embed="rId9"/>
+                          <a:stretch>
+                            <a:fillRect/>
+                          </a:stretch>
+                        </pic:blipFill>
+                        <pic:spPr>
+                          <a:xfrm>
+                            <a:off x="0" y="0"/>
+                            <a:ext cx="5922010" cy="3830955"/>
+                          </a:xfrm>
+                          <a:prstGeom prst="rect">
+                            <a:avLst/>
+                          </a:prstGeom>
+                        </pic:spPr>
+                      </pic:pic>
+                    </a:graphicData>
+                  </a:graphic>
+                </wp:inline>
+              </w:drawing>
+            </w:r>
+          </w:p>
+          <w:p>
+            <w:pPr>
+              <w:shd w:val="clear" w:color="auto" w:fill="FFFFFF"/>
+              <w:spacing w:before="240" w:after="240"/>
+              <w:ind w:firstLine="0"/>
+              <w:rPr>
+                <w:rFonts w:ascii="Arial" w:eastAsia="Arial" w:hAnsi="Arial" w:cs="Arial"/>
+                <w:sz w:val="20"/>
+                <w:szCs w:val="20"/>
+              </w:rPr>
+            </w:pPr>
+            <w:r>
+              <w:rPr>
+                <w:rFonts w:ascii="Arial" w:eastAsia="Arial" w:hAnsi="Arial" w:cs="Arial"/>
+                <w:sz w:val="20"/>
+                <w:szCs w:val="20"/>
+              </w:rPr>
+              <w:t xml:space="preserve">Após XAMPP configurado, criamos as tabelas no </w:t>
+            </w:r>
+            <w:proofErr w:type="spellStart"/>
+            <w:r>
+              <w:rPr>
+                <w:rFonts w:ascii="Arial" w:eastAsia="Arial" w:hAnsi="Arial" w:cs="Arial"/>
+                <w:sz w:val="20"/>
+                <w:szCs w:val="20"/>
+              </w:rPr>
+              <w:t>Mysql</w:t>
+            </w:r>
+            <w:proofErr w:type="spellEnd"/>
+            <w:r>
+              <w:rPr>
+                <w:rFonts w:ascii="Arial" w:eastAsia="Arial" w:hAnsi="Arial" w:cs="Arial"/>
+                <w:sz w:val="20"/>
+                <w:szCs w:val="20"/>
+              </w:rPr>
+              <w:t xml:space="preserve"> Workbench, fazendo </w:t>
+            </w:r>
+            <w:r>
+              <w:rPr>
+                <w:rFonts w:ascii="Arial" w:eastAsia="Arial" w:hAnsi="Arial" w:cs="Arial"/>
+                <w:sz w:val="20"/>
+                <w:szCs w:val="20"/>
+              </w:rPr>
+              <w:t>o diagrama e os comandos para criação da tabela.</w:t>
+            </w:r>
+          </w:p>
+          <w:p>
+            <w:pPr>
+              <w:shd w:val="clear" w:color="auto" w:fill="FFFFFF"/>
+              <w:spacing w:before="240" w:after="240"/>
+              <w:ind w:firstLine="0"/>
+              <w:rPr>
+                <w:rFonts w:ascii="Arial" w:eastAsia="Arial" w:hAnsi="Arial" w:cs="Arial"/>
+                <w:sz w:val="20"/>
+                <w:szCs w:val="20"/>
+              </w:rPr>
+            </w:pPr>
+          </w:p>
+          <w:p>
+            <w:pPr>
+              <w:shd w:val="clear" w:color="auto" w:fill="FFFFFF"/>
+              <w:spacing w:before="240" w:after="240"/>
+              <w:ind w:firstLine="0"/>
+              <w:rPr>
+                <w:rFonts w:ascii="Arial" w:eastAsia="Arial" w:hAnsi="Arial" w:cs="Arial"/>
+                <w:sz w:val="20"/>
+                <w:szCs w:val="20"/>
+              </w:rPr>
+            </w:pPr>
+          </w:p>
+          <w:p>
+            <w:pPr>
+              <w:shd w:val="clear" w:color="auto" w:fill="FFFFFF"/>
+              <w:spacing w:before="240" w:after="240"/>
+              <w:ind w:firstLine="0"/>
+              <w:rPr>
+                <w:rFonts w:ascii="Arial" w:eastAsia="Arial" w:hAnsi="Arial" w:cs="Arial"/>
+                <w:sz w:val="20"/>
+                <w:szCs w:val="20"/>
+              </w:rPr>
+            </w:pPr>
+          </w:p>
+          <w:p>
+            <w:pPr>
+              <w:shd w:val="clear" w:color="auto" w:fill="FFFFFF"/>
+              <w:spacing w:before="240" w:after="240"/>
+              <w:ind w:firstLine="0"/>
+              <w:rPr>
+                <w:rFonts w:ascii="Arial" w:eastAsia="Arial" w:hAnsi="Arial" w:cs="Arial"/>
+                <w:sz w:val="20"/>
+                <w:szCs w:val="20"/>
+              </w:rPr>
+            </w:pPr>
+          </w:p>
+          <w:p>
+            <w:pPr>
+              <w:shd w:val="clear" w:color="auto" w:fill="FFFFFF"/>
+              <w:spacing w:before="240" w:after="240"/>
+              <w:ind w:firstLine="0"/>
+              <w:rPr>
+                <w:rFonts w:ascii="Arial" w:eastAsia="Arial" w:hAnsi="Arial" w:cs="Arial"/>
+                <w:sz w:val="20"/>
+                <w:szCs w:val="20"/>
+              </w:rPr>
+            </w:pPr>
+            <w:r>
+              <w:rPr>
+                <w:rFonts w:ascii="Arial" w:eastAsia="Arial" w:hAnsi="Arial" w:cs="Arial"/>
+                <w:b/>
+                <w:bCs/>
+                <w:sz w:val="20"/>
+                <w:szCs w:val="20"/>
+              </w:rPr>
+              <w:t>Print 4:</w:t>
+            </w:r>
+            <w:r>
+              <w:rPr>
+                <w:rFonts w:ascii="Arial" w:eastAsia="Arial" w:hAnsi="Arial" w:cs="Arial"/>
+                <w:sz w:val="20"/>
+                <w:szCs w:val="20"/>
+              </w:rPr>
+              <w:t xml:space="preserve"> </w:t>
+            </w:r>
+            <w:r>
+              <w:rPr>
+                <w:rFonts w:ascii="Arial" w:eastAsia="Arial" w:hAnsi="Arial" w:cs="Arial"/>
+                <w:sz w:val="20"/>
+                <w:szCs w:val="20"/>
+              </w:rPr>
+              <w:t>R</w:t>
+            </w:r>
+            <w:r>
+              <w:rPr>
+                <w:rFonts w:ascii="Arial" w:eastAsia="Arial" w:hAnsi="Arial" w:cs="Arial"/>
+                <w:sz w:val="20"/>
+                <w:szCs w:val="20"/>
+              </w:rPr>
+              <w:t>elacionamento das tabelas pedido e cliente.</w:t>
+            </w:r>
+          </w:p>
+          <w:p>
+            <w:pPr>
+              <w:shd w:val="clear" w:color="auto" w:fill="FFFFFF"/>
+              <w:spacing w:before="240" w:after="240"/>
+              <w:ind w:firstLine="0"/>
+              <w:rPr>
+                <w:rFonts w:ascii="Arial" w:eastAsia="Arial" w:hAnsi="Arial" w:cs="Arial"/>
+                <w:sz w:val="20"/>
+                <w:szCs w:val="20"/>
+              </w:rPr>
+            </w:pPr>
+            <w:r>
+              <w:rPr>
+                <w:rFonts w:ascii="Arial" w:eastAsia="Arial" w:hAnsi="Arial" w:cs="Arial"/>
+                <w:sz w:val="20"/>
+                <w:szCs w:val="20"/>
+              </w:rPr>
+              <w:drawing>
+                <wp:inline distT="0" distB="0" distL="0" distR="0" wp14:anchorId="369323DD" wp14:editId="45D3AF93">
+                  <wp:extent cx="5922010" cy="2390140"/>
+                  <wp:effectExtent l="0" t="0" r="2540" b="0"/>
+                  <wp:docPr id="5" name="Imagem 5"/>
+                  <wp:cNvGraphicFramePr>
+                    <a:graphicFrameLocks xmlns:a="http://schemas.openxmlformats.org/drawingml/2006/main" noChangeAspect="1"/>
+                  </wp:cNvGraphicFramePr>
+                  <a:graphic xmlns:a="http://schemas.openxmlformats.org/drawingml/2006/main">
+                    <a:graphicData uri="http://schemas.openxmlformats.org/drawingml/2006/picture">
+                      <pic:pic xmlns:pic="http://schemas.openxmlformats.org/drawingml/2006/picture">
+                        <pic:nvPicPr>
+                          <pic:cNvPr id="1" name=""/>
+                          <pic:cNvPicPr/>
+                        </pic:nvPicPr>
+                        <pic:blipFill>
+                          <a:blip r:embed="rId10"/>
+                          <a:stretch>
+                            <a:fillRect/>
+                          </a:stretch>
+                        </pic:blipFill>
+                        <pic:spPr>
+                          <a:xfrm>
+                            <a:off x="0" y="0"/>
+                            <a:ext cx="5922010" cy="2390140"/>
+                          </a:xfrm>
+                          <a:prstGeom prst="rect">
+                            <a:avLst/>
+                          </a:prstGeom>
+                        </pic:spPr>
+                      </pic:pic>
+                    </a:graphicData>
+                  </a:graphic>
+                </wp:inline>
+              </w:drawing>
+            </w:r>
+          </w:p>
+          <w:p>
+            <w:pPr>
+              <w:shd w:val="clear" w:color="auto" w:fill="FFFFFF"/>
+              <w:spacing w:before="240" w:after="240"/>
+              <w:ind w:firstLine="0"/>
+              <w:rPr>
+                <w:rFonts w:ascii="Arial" w:eastAsia="Arial" w:hAnsi="Arial" w:cs="Arial"/>
+                <w:sz w:val="20"/>
+                <w:szCs w:val="20"/>
+              </w:rPr>
+            </w:pPr>
+            <w:r>
+              <w:rPr>
+                <w:rFonts w:ascii="Arial" w:eastAsia="Arial" w:hAnsi="Arial" w:cs="Arial"/>
+                <w:b/>
+                <w:bCs/>
+                <w:sz w:val="20"/>
+                <w:szCs w:val="20"/>
+              </w:rPr>
+              <w:t>Print 5:</w:t>
+            </w:r>
+            <w:r>
+              <w:rPr>
+                <w:rFonts w:ascii="Arial" w:eastAsia="Arial" w:hAnsi="Arial" w:cs="Arial"/>
+                <w:sz w:val="20"/>
+                <w:szCs w:val="20"/>
+              </w:rPr>
+              <w:t xml:space="preserve"> Comando SQL utilizado para criar </w:t>
+            </w:r>
+            <w:proofErr w:type="spellStart"/>
+            <w:r>
+              <w:rPr>
+                <w:rFonts w:ascii="Arial" w:eastAsia="Arial" w:hAnsi="Arial" w:cs="Arial"/>
+                <w:sz w:val="20"/>
+                <w:szCs w:val="20"/>
+              </w:rPr>
+              <w:t>database</w:t>
+            </w:r>
+            <w:proofErr w:type="spellEnd"/>
+            <w:r>
+              <w:rPr>
+                <w:rFonts w:ascii="Arial" w:eastAsia="Arial" w:hAnsi="Arial" w:cs="Arial"/>
+                <w:sz w:val="20"/>
+                <w:szCs w:val="20"/>
+              </w:rPr>
+              <w:t xml:space="preserve"> loja e tabelas.</w:t>
+            </w:r>
+            <w:r>
+              <w:rPr>
+                <w:rFonts w:ascii="Arial" w:eastAsia="Arial" w:hAnsi="Arial" w:cs="Arial"/>
+                <w:sz w:val="20"/>
+                <w:szCs w:val="20"/>
+              </w:rPr>
+              <w:br/>
+            </w:r>
+            <w:r>
+              <w:rPr>
+                <w:rFonts w:ascii="Arial" w:eastAsia="Arial" w:hAnsi="Arial" w:cs="Arial"/>
+                <w:sz w:val="20"/>
+                <w:szCs w:val="20"/>
+              </w:rPr>
+              <w:drawing>
+                <wp:inline distT="0" distB="0" distL="0" distR="0" wp14:anchorId="1E301152" wp14:editId="35152C37">
+                  <wp:extent cx="5306165" cy="5239481"/>
+                  <wp:effectExtent l="0" t="0" r="8890" b="0"/>
+                  <wp:docPr id="3" name="Imagem 3"/>
+                  <wp:cNvGraphicFramePr>
+                    <a:graphicFrameLocks xmlns:a="http://schemas.openxmlformats.org/drawingml/2006/main" noChangeAspect="1"/>
+                  </wp:cNvGraphicFramePr>
+                  <a:graphic xmlns:a="http://schemas.openxmlformats.org/drawingml/2006/main">
+                    <a:graphicData uri="http://schemas.openxmlformats.org/drawingml/2006/picture">
+                      <pic:pic xmlns:pic="http://schemas.openxmlformats.org/drawingml/2006/picture">
+                        <pic:nvPicPr>
+                          <pic:cNvPr id="1" name=""/>
+                          <pic:cNvPicPr/>
+                        </pic:nvPicPr>
+                        <pic:blipFill>
+                          <a:blip r:embed="rId11"/>
+                          <a:stretch>
+                            <a:fillRect/>
+                          </a:stretch>
+                        </pic:blipFill>
+                        <pic:spPr>
+                          <a:xfrm>
+                            <a:off x="0" y="0"/>
+                            <a:ext cx="5306165" cy="5239481"/>
+                          </a:xfrm>
+                          <a:prstGeom prst="rect">
+                            <a:avLst/>
+                          </a:prstGeom>
+                        </pic:spPr>
+                      </pic:pic>
+                    </a:graphicData>
+                  </a:graphic>
+                </wp:inline>
+              </w:drawing>
+            </w:r>
+          </w:p>
+          <w:p>
+            <w:pPr>
+              <w:shd w:val="clear" w:color="auto" w:fill="FFFFFF"/>
+              <w:spacing w:before="240" w:after="240"/>
+              <w:ind w:firstLine="0"/>
+              <w:rPr>
+                <w:rFonts w:ascii="Arial" w:eastAsia="Arial" w:hAnsi="Arial" w:cs="Arial"/>
+                <w:sz w:val="20"/>
+                <w:szCs w:val="20"/>
+              </w:rPr>
+            </w:pPr>
+            <w:r>
+              <w:rPr>
+                <w:rFonts w:ascii="Arial" w:eastAsia="Arial" w:hAnsi="Arial" w:cs="Arial"/>
+                <w:sz w:val="20"/>
+                <w:szCs w:val="20"/>
+              </w:rPr>
+              <w:lastRenderedPageBreak/>
+              <w:t xml:space="preserve">Após isso obtivemos o resultado das tabelas e </w:t>
+            </w:r>
+            <w:proofErr w:type="spellStart"/>
+            <w:r>
+              <w:rPr>
+                <w:rFonts w:ascii="Arial" w:eastAsia="Arial" w:hAnsi="Arial" w:cs="Arial"/>
+                <w:sz w:val="20"/>
+                <w:szCs w:val="20"/>
+              </w:rPr>
+              <w:t>database</w:t>
+            </w:r>
+            <w:proofErr w:type="spellEnd"/>
+            <w:r>
+              <w:rPr>
+                <w:rFonts w:ascii="Arial" w:eastAsia="Arial" w:hAnsi="Arial" w:cs="Arial"/>
+                <w:sz w:val="20"/>
+                <w:szCs w:val="20"/>
+              </w:rPr>
+              <w:t xml:space="preserve"> criado.</w:t>
+            </w:r>
+            <w:r>
+              <w:rPr>
+                <w:rFonts w:ascii="Arial" w:eastAsia="Arial" w:hAnsi="Arial" w:cs="Arial"/>
+                <w:sz w:val="20"/>
+                <w:szCs w:val="20"/>
+              </w:rPr>
+              <w:br/>
+            </w:r>
+            <w:r>
+              <w:rPr>
+                <w:rFonts w:ascii="Arial" w:eastAsia="Arial" w:hAnsi="Arial" w:cs="Arial"/>
+                <w:sz w:val="20"/>
+                <w:szCs w:val="20"/>
+              </w:rPr>
+              <w:br/>
+            </w:r>
+            <w:r>
+              <w:rPr>
+                <w:rFonts w:ascii="Arial" w:eastAsia="Arial" w:hAnsi="Arial" w:cs="Arial"/>
+                <w:b/>
+                <w:bCs/>
+                <w:sz w:val="20"/>
+                <w:szCs w:val="20"/>
+              </w:rPr>
+              <w:t>Print 6:</w:t>
+            </w:r>
+            <w:r>
+              <w:rPr>
+                <w:rFonts w:ascii="Arial" w:eastAsia="Arial" w:hAnsi="Arial" w:cs="Arial"/>
+                <w:sz w:val="20"/>
+                <w:szCs w:val="20"/>
+              </w:rPr>
+              <w:t xml:space="preserve"> comandos executados, esquema criado e tabelas existindo.</w:t>
+            </w:r>
+            <w:r>
+              <w:rPr>
+                <w:rFonts w:ascii="Arial" w:eastAsia="Arial" w:hAnsi="Arial" w:cs="Arial"/>
+                <w:sz w:val="20"/>
+                <w:szCs w:val="20"/>
+              </w:rPr>
+              <w:br/>
+            </w:r>
+            <w:r>
+              <w:rPr>
+                <w:rFonts w:ascii="Arial" w:eastAsia="Arial" w:hAnsi="Arial" w:cs="Arial"/>
+                <w:sz w:val="20"/>
+                <w:szCs w:val="20"/>
+              </w:rPr>
+              <w:drawing>
+                <wp:inline distT="0" distB="0" distL="0" distR="0" wp14:anchorId="1646BBCF" wp14:editId="329FBB4F">
+                  <wp:extent cx="5922010" cy="3329940"/>
+                  <wp:effectExtent l="0" t="0" r="2540" b="3810"/>
+                  <wp:docPr id="7" name="Imagem 7"/>
+                  <wp:cNvGraphicFramePr>
+                    <a:graphicFrameLocks xmlns:a="http://schemas.openxmlformats.org/drawingml/2006/main" noChangeAspect="1"/>
+                  </wp:cNvGraphicFramePr>
+                  <a:graphic xmlns:a="http://schemas.openxmlformats.org/drawingml/2006/main">
+                    <a:graphicData uri="http://schemas.openxmlformats.org/drawingml/2006/picture">
+                      <pic:pic xmlns:pic="http://schemas.openxmlformats.org/drawingml/2006/picture">
+                        <pic:nvPicPr>
+                          <pic:cNvPr id="1" name=""/>
+                          <pic:cNvPicPr/>
+                        </pic:nvPicPr>
+                        <pic:blipFill>
+                          <a:blip r:embed="rId12"/>
+                          <a:stretch>
+                            <a:fillRect/>
+                          </a:stretch>
+                        </pic:blipFill>
+                        <pic:spPr>
+                          <a:xfrm>
+                            <a:off x="0" y="0"/>
+                            <a:ext cx="5922010" cy="3329940"/>
+                          </a:xfrm>
+                          <a:prstGeom prst="rect">
+                            <a:avLst/>
+                          </a:prstGeom>
+                        </pic:spPr>
+                      </pic:pic>
+                    </a:graphicData>
+                  </a:graphic>
+                </wp:inline>
+              </w:drawing>
+            </w:r>
+            <w:r>
+              <w:rPr>
+                <w:rFonts w:ascii="Arial" w:eastAsia="Arial" w:hAnsi="Arial" w:cs="Arial"/>
+                <w:sz w:val="20"/>
+                <w:szCs w:val="20"/>
+              </w:rPr>
+              <w:br/>
+            </w:r>
+            <w:r>
+              <w:rPr>
+                <w:rFonts w:ascii="Arial" w:eastAsia="Arial" w:hAnsi="Arial" w:cs="Arial"/>
+                <w:sz w:val="20"/>
+                <w:szCs w:val="20"/>
+              </w:rPr>
+              <w:br/>
+              <w:t xml:space="preserve">Código </w:t>
+            </w:r>
+            <w:proofErr w:type="spellStart"/>
+            <w:proofErr w:type="gramStart"/>
+            <w:r>
+              <w:rPr>
+                <w:rFonts w:ascii="Arial" w:eastAsia="Arial" w:hAnsi="Arial" w:cs="Arial"/>
+                <w:sz w:val="20"/>
+                <w:szCs w:val="20"/>
+              </w:rPr>
+              <w:t>main.dart</w:t>
+            </w:r>
+            <w:proofErr w:type="spellEnd"/>
+            <w:proofErr w:type="gramEnd"/>
+            <w:r>
+              <w:rPr>
+                <w:rFonts w:ascii="Arial" w:eastAsia="Arial" w:hAnsi="Arial" w:cs="Arial"/>
+                <w:sz w:val="20"/>
+                <w:szCs w:val="20"/>
+              </w:rPr>
+              <w:t>:</w:t>
+            </w:r>
+            <w:r>
+              <w:rPr>
+                <w:rFonts w:ascii="Arial" w:eastAsia="Arial" w:hAnsi="Arial" w:cs="Arial"/>
+                <w:sz w:val="20"/>
+                <w:szCs w:val="20"/>
+              </w:rPr>
+              <w:br/>
+            </w:r>
+            <w:r>
+              <w:rPr>
+                <w:rFonts w:ascii="Arial" w:eastAsia="Arial" w:hAnsi="Arial" w:cs="Arial"/>
+                <w:sz w:val="20"/>
+                <w:szCs w:val="20"/>
+              </w:rPr>
+              <w:br/>
+            </w:r>
+            <w:r>
+              <w:rPr>
+                <w:rFonts w:ascii="Arial" w:eastAsia="Arial" w:hAnsi="Arial" w:cs="Arial"/>
+                <w:sz w:val="20"/>
+                <w:szCs w:val="20"/>
+              </w:rPr>
+              <w:object w:dxaOrig="1520" w:dyaOrig="985" w14:anchorId="358207EB">
+                <v:shapetype id="_x0000_t75" coordsize="21600,21600" o:spt="75" o:preferrelative="t" path="m@4@5l@4@11@9@11@9@5xe" filled="f" stroked="f">
+                  <v:stroke joinstyle="miter"/>
+                  <v:formulas>
+                    <v:f eqn="if lineDrawn pixelLineWidth 0"/>
+                    <v:f eqn="sum @0 1 0"/>
+                    <v:f eqn="sum 0 0 @1"/>
+                    <v:f eqn="prod @2 1 2"/>
+                    <v:f eqn="prod @3 21600 pixelWidth"/>
+                    <v:f eqn="prod @3 21600 pixelHeight"/>
+                    <v:f eqn="sum @0 0 1"/>
+                    <v:f eqn="prod @6 1 2"/>
+                    <v:f eqn="prod @7 21600 pixelWidth"/>
+                    <v:f eqn="sum @8 21600 0"/>
+                    <v:f eqn="prod @7 21600 pixelHeight"/>
+                    <v:f eqn="sum @10 21600 0"/>
+                  </v:formulas>
+                  <v:path o:extrusionok="f" gradientshapeok="t" o:connecttype="rect"/>
+                  <o:lock v:ext="edit" aspectratio="t"/>
+                </v:shapetype>
+                <v:shape id="_x0000_i1027" type="#_x0000_t75" style="width:76.2pt;height:49.2pt" o:ole="">
+                  <v:imagedata r:id="rId13" o:title=""/>
+                </v:shape>
+                <o:OLEObject Type="Embed" ProgID="Package" ShapeID="_x0000_i1027" DrawAspect="Icon" ObjectID="_1817802606" r:id="rId14"/>
+              </w:object>
+            </w:r>
+          </w:p>
+          <w:p>
+            <w:pPr>
+              <w:shd w:val="clear" w:color="auto" w:fill="FFFFFF"/>
+              <w:spacing w:before="240" w:after="240"/>
+              <w:ind w:firstLine="0"/>
+              <w:rPr>
+                <w:rFonts w:ascii="Arial" w:eastAsia="Arial" w:hAnsi="Arial" w:cs="Arial"/>
+                <w:b/>
+                <w:bCs/>
+                <w:sz w:val="20"/>
+                <w:szCs w:val="20"/>
+              </w:rPr>
+            </w:pPr>
+            <w:r>
+              <w:rPr>
+                <w:rFonts w:ascii="Arial" w:eastAsia="Arial" w:hAnsi="Arial" w:cs="Arial"/>
+                <w:sz w:val="20"/>
+                <w:szCs w:val="20"/>
+              </w:rPr>
+              <w:t>Primeiro a necessidade com a conexão do banco de dados</w:t>
+            </w:r>
+            <w:r>
+              <w:rPr>
+                <w:rFonts w:ascii="Arial" w:eastAsia="Arial" w:hAnsi="Arial" w:cs="Arial"/>
+                <w:sz w:val="20"/>
+                <w:szCs w:val="20"/>
+              </w:rPr>
+              <w:t xml:space="preserve">, então instalei as dependências no </w:t>
+            </w:r>
+            <w:proofErr w:type="spellStart"/>
+            <w:r>
+              <w:rPr>
+                <w:rFonts w:ascii="Arial" w:eastAsia="Arial" w:hAnsi="Arial" w:cs="Arial"/>
+                <w:sz w:val="20"/>
+                <w:szCs w:val="20"/>
+              </w:rPr>
+              <w:t>pubspec.yaml</w:t>
+            </w:r>
+            <w:proofErr w:type="spellEnd"/>
+            <w:r>
+              <w:rPr>
+                <w:rFonts w:ascii="Arial" w:eastAsia="Arial" w:hAnsi="Arial" w:cs="Arial"/>
+                <w:sz w:val="20"/>
+                <w:szCs w:val="20"/>
+              </w:rPr>
+              <w:t xml:space="preserve"> do </w:t>
+            </w:r>
+            <w:proofErr w:type="spellStart"/>
+            <w:r>
+              <w:rPr>
+                <w:rFonts w:ascii="Arial" w:eastAsia="Arial" w:hAnsi="Arial" w:cs="Arial"/>
+                <w:sz w:val="20"/>
+                <w:szCs w:val="20"/>
+              </w:rPr>
+              <w:t>mysql</w:t>
+            </w:r>
+            <w:proofErr w:type="spellEnd"/>
+            <w:r>
+              <w:rPr>
+                <w:rFonts w:ascii="Arial" w:eastAsia="Arial" w:hAnsi="Arial" w:cs="Arial"/>
+                <w:sz w:val="20"/>
+                <w:szCs w:val="20"/>
+              </w:rPr>
+              <w:t xml:space="preserve"> </w:t>
+            </w:r>
+            <w:proofErr w:type="spellStart"/>
+            <w:r>
+              <w:rPr>
+                <w:rFonts w:ascii="Arial" w:eastAsia="Arial" w:hAnsi="Arial" w:cs="Arial"/>
+                <w:sz w:val="20"/>
+                <w:szCs w:val="20"/>
+              </w:rPr>
+              <w:t>workbench</w:t>
+            </w:r>
+            <w:proofErr w:type="spellEnd"/>
+            <w:r>
+              <w:rPr>
+                <w:rFonts w:ascii="Arial" w:eastAsia="Arial" w:hAnsi="Arial" w:cs="Arial"/>
+                <w:sz w:val="20"/>
+                <w:szCs w:val="20"/>
+              </w:rPr>
+              <w:t xml:space="preserve">, rodei </w:t>
+            </w:r>
+            <w:proofErr w:type="spellStart"/>
+            <w:r>
+              <w:rPr>
+                <w:rFonts w:ascii="Arial" w:eastAsia="Arial" w:hAnsi="Arial" w:cs="Arial"/>
+                <w:sz w:val="20"/>
+                <w:szCs w:val="20"/>
+              </w:rPr>
+              <w:t>dart</w:t>
+            </w:r>
+            <w:proofErr w:type="spellEnd"/>
+            <w:r>
+              <w:rPr>
+                <w:rFonts w:ascii="Arial" w:eastAsia="Arial" w:hAnsi="Arial" w:cs="Arial"/>
+                <w:sz w:val="20"/>
+                <w:szCs w:val="20"/>
+              </w:rPr>
+              <w:t xml:space="preserve"> pub </w:t>
+            </w:r>
+            <w:proofErr w:type="spellStart"/>
+            <w:r>
+              <w:rPr>
+                <w:rFonts w:ascii="Arial" w:eastAsia="Arial" w:hAnsi="Arial" w:cs="Arial"/>
+                <w:sz w:val="20"/>
+                <w:szCs w:val="20"/>
+              </w:rPr>
+              <w:t>get</w:t>
+            </w:r>
+            <w:proofErr w:type="spellEnd"/>
+            <w:r>
+              <w:rPr>
+                <w:rFonts w:ascii="Arial" w:eastAsia="Arial" w:hAnsi="Arial" w:cs="Arial"/>
+                <w:sz w:val="20"/>
+                <w:szCs w:val="20"/>
+              </w:rPr>
+              <w:t xml:space="preserve">, e após inserir o </w:t>
+            </w:r>
+            <w:proofErr w:type="spellStart"/>
+            <w:r>
+              <w:rPr>
+                <w:rFonts w:ascii="Arial" w:eastAsia="Arial" w:hAnsi="Arial" w:cs="Arial"/>
+                <w:sz w:val="20"/>
+                <w:szCs w:val="20"/>
+              </w:rPr>
+              <w:t>package</w:t>
+            </w:r>
+            <w:proofErr w:type="spellEnd"/>
+            <w:r>
+              <w:rPr>
+                <w:rFonts w:ascii="Arial" w:eastAsia="Arial" w:hAnsi="Arial" w:cs="Arial"/>
+                <w:sz w:val="20"/>
+                <w:szCs w:val="20"/>
+              </w:rPr>
+              <w:t>: mysql1, comecei os códigos.</w:t>
+            </w:r>
+            <w:r>
+              <w:rPr>
+                <w:rFonts w:ascii="Arial" w:eastAsia="Arial" w:hAnsi="Arial" w:cs="Arial"/>
+                <w:sz w:val="20"/>
+                <w:szCs w:val="20"/>
+              </w:rPr>
+              <w:br/>
+            </w:r>
+            <w:r>
+              <w:rPr>
+                <w:rFonts w:ascii="Arial" w:eastAsia="Arial" w:hAnsi="Arial" w:cs="Arial"/>
+                <w:sz w:val="20"/>
+                <w:szCs w:val="20"/>
+              </w:rPr>
+              <w:br/>
+              <w:t>Print 7: classes representadas por códigos no .</w:t>
+            </w:r>
+            <w:proofErr w:type="spellStart"/>
+            <w:r>
+              <w:rPr>
+                <w:rFonts w:ascii="Arial" w:eastAsia="Arial" w:hAnsi="Arial" w:cs="Arial"/>
+                <w:sz w:val="20"/>
+                <w:szCs w:val="20"/>
+              </w:rPr>
+              <w:t>dart</w:t>
+            </w:r>
+            <w:proofErr w:type="spellEnd"/>
+            <w:r>
+              <w:rPr>
+                <w:rFonts w:ascii="Arial" w:eastAsia="Arial" w:hAnsi="Arial" w:cs="Arial"/>
+                <w:sz w:val="20"/>
+                <w:szCs w:val="20"/>
+              </w:rPr>
+              <w:br/>
+            </w:r>
+            <w:r>
+              <w:rPr>
+                <w:rFonts w:ascii="Arial" w:eastAsia="Arial" w:hAnsi="Arial" w:cs="Arial"/>
+                <w:sz w:val="20"/>
+                <w:szCs w:val="20"/>
+              </w:rPr>
+              <w:br/>
+            </w:r>
+            <w:r>
+              <w:rPr>
+                <w:rFonts w:ascii="Arial" w:eastAsia="Arial" w:hAnsi="Arial" w:cs="Arial"/>
+                <w:sz w:val="20"/>
+                <w:szCs w:val="20"/>
+              </w:rPr>
+              <w:lastRenderedPageBreak/>
+              <w:drawing>
+                <wp:inline distT="0" distB="0" distL="0" distR="0" wp14:anchorId="3D3AD797" wp14:editId="156D7FAB">
+                  <wp:extent cx="5915851" cy="5487166"/>
+                  <wp:effectExtent l="0" t="0" r="8890" b="0"/>
+                  <wp:docPr id="12" name="Imagem 12"/>
+                  <wp:cNvGraphicFramePr>
+                    <a:graphicFrameLocks xmlns:a="http://schemas.openxmlformats.org/drawingml/2006/main" noChangeAspect="1"/>
+                  </wp:cNvGraphicFramePr>
+                  <a:graphic xmlns:a="http://schemas.openxmlformats.org/drawingml/2006/main">
+                    <a:graphicData uri="http://schemas.openxmlformats.org/drawingml/2006/picture">
+                      <pic:pic xmlns:pic="http://schemas.openxmlformats.org/drawingml/2006/picture">
+                        <pic:nvPicPr>
+                          <pic:cNvPr id="1" name=""/>
+                          <pic:cNvPicPr/>
+                        </pic:nvPicPr>
+                        <pic:blipFill>
+                          <a:blip r:embed="rId15"/>
+                          <a:stretch>
+                            <a:fillRect/>
+                          </a:stretch>
+                        </pic:blipFill>
+                        <pic:spPr>
+                          <a:xfrm>
+                            <a:off x="0" y="0"/>
+                            <a:ext cx="5915851" cy="5487166"/>
+                          </a:xfrm>
+                          <a:prstGeom prst="rect">
+                            <a:avLst/>
+                          </a:prstGeom>
+                        </pic:spPr>
+                      </pic:pic>
+                    </a:graphicData>
+                  </a:graphic>
+                </wp:inline>
+              </w:drawing>
+            </w:r>
+            <w:r>
+              <w:rPr>
+                <w:rFonts w:ascii="Arial" w:eastAsia="Arial" w:hAnsi="Arial" w:cs="Arial"/>
+                <w:sz w:val="20"/>
+                <w:szCs w:val="20"/>
+              </w:rPr>
+              <w:br/>
+            </w:r>
+            <w:r>
+              <w:rPr>
+                <w:rFonts w:ascii="Arial" w:eastAsia="Arial" w:hAnsi="Arial" w:cs="Arial"/>
+                <w:sz w:val="20"/>
+                <w:szCs w:val="20"/>
+              </w:rPr>
+              <w:br/>
+            </w:r>
+            <w:r>
+              <w:rPr>
+                <w:rFonts w:ascii="Arial" w:eastAsia="Arial" w:hAnsi="Arial" w:cs="Arial"/>
+                <w:b/>
+                <w:bCs/>
+                <w:sz w:val="20"/>
+                <w:szCs w:val="20"/>
+              </w:rPr>
+              <w:t xml:space="preserve">Print </w:t>
+            </w:r>
+            <w:r>
+              <w:rPr>
+                <w:rFonts w:ascii="Arial" w:eastAsia="Arial" w:hAnsi="Arial" w:cs="Arial"/>
+                <w:b/>
+                <w:bCs/>
+                <w:sz w:val="20"/>
+                <w:szCs w:val="20"/>
+              </w:rPr>
+              <w:t>8</w:t>
+            </w:r>
+            <w:r>
+              <w:rPr>
+                <w:rFonts w:ascii="Arial" w:eastAsia="Arial" w:hAnsi="Arial" w:cs="Arial"/>
+                <w:b/>
+                <w:bCs/>
+                <w:sz w:val="20"/>
+                <w:szCs w:val="20"/>
+              </w:rPr>
+              <w:t>:</w:t>
+            </w:r>
+            <w:r>
+              <w:rPr>
+                <w:rFonts w:ascii="Arial" w:eastAsia="Arial" w:hAnsi="Arial" w:cs="Arial"/>
+                <w:sz w:val="20"/>
+                <w:szCs w:val="20"/>
+              </w:rPr>
+              <w:t xml:space="preserve"> Código funcionando no </w:t>
+            </w:r>
+            <w:proofErr w:type="spellStart"/>
+            <w:r>
+              <w:rPr>
+                <w:rFonts w:ascii="Arial" w:eastAsia="Arial" w:hAnsi="Arial" w:cs="Arial"/>
+                <w:sz w:val="20"/>
+                <w:szCs w:val="20"/>
+              </w:rPr>
+              <w:t>main.dart</w:t>
+            </w:r>
+            <w:proofErr w:type="spellEnd"/>
+            <w:r>
+              <w:rPr>
+                <w:rFonts w:ascii="Arial" w:eastAsia="Arial" w:hAnsi="Arial" w:cs="Arial"/>
+                <w:sz w:val="20"/>
+                <w:szCs w:val="20"/>
+              </w:rPr>
+              <w:t xml:space="preserve"> para conectar com banco de dados MySQL.</w:t>
+            </w:r>
+            <w:r>
+              <w:rPr>
+                <w:rFonts w:ascii="Arial" w:eastAsia="Arial" w:hAnsi="Arial" w:cs="Arial"/>
+                <w:sz w:val="20"/>
+                <w:szCs w:val="20"/>
+              </w:rPr>
+              <w:br/>
+            </w:r>
+            <w:r>
+              <w:rPr>
+                <w:rFonts w:eastAsia="Arial"/>
+              </w:rPr>
+              <w:drawing>
+                <wp:inline distT="0" distB="0" distL="0" distR="0" wp14:anchorId="4DB22D6D" wp14:editId="478592B4">
+                  <wp:extent cx="5922010" cy="3063875"/>
+                  <wp:effectExtent l="0" t="0" r="2540" b="3175"/>
+                  <wp:docPr id="8" name="Imagem 8"/>
+                  <wp:cNvGraphicFramePr>
+                    <a:graphicFrameLocks xmlns:a="http://schemas.openxmlformats.org/drawingml/2006/main" noChangeAspect="1"/>
+                  </wp:cNvGraphicFramePr>
+                  <a:graphic xmlns:a="http://schemas.openxmlformats.org/drawingml/2006/main">
+                    <a:graphicData uri="http://schemas.openxmlformats.org/drawingml/2006/picture">
+                      <pic:pic xmlns:pic="http://schemas.openxmlformats.org/drawingml/2006/picture">
+                        <pic:nvPicPr>
+                          <pic:cNvPr id="1" name=""/>
+                          <pic:cNvPicPr/>
+                        </pic:nvPicPr>
+                        <pic:blipFill>
+                          <a:blip r:embed="rId16"/>
+                          <a:stretch>
+                            <a:fillRect/>
+                          </a:stretch>
+                        </pic:blipFill>
+                        <pic:spPr>
+                          <a:xfrm>
+                            <a:off x="0" y="0"/>
+                            <a:ext cx="5922010" cy="3063875"/>
+                          </a:xfrm>
+                          <a:prstGeom prst="rect">
+                            <a:avLst/>
+                          </a:prstGeom>
+                        </pic:spPr>
+                      </pic:pic>
+                    </a:graphicData>
+                  </a:graphic>
+                </wp:inline>
+              </w:drawing>
+            </w:r>
+            <w:r>
+              <w:rPr>
+                <w:rFonts w:ascii="Arial" w:eastAsia="Arial" w:hAnsi="Arial" w:cs="Arial"/>
+                <w:sz w:val="20"/>
+                <w:szCs w:val="20"/>
+              </w:rPr>
+              <w:br/>
+            </w:r>
+            <w:r>
+              <w:rPr>
+                <w:rFonts w:ascii="Arial" w:eastAsia="Arial" w:hAnsi="Arial" w:cs="Arial"/>
+                <w:sz w:val="20"/>
+                <w:szCs w:val="20"/>
+              </w:rPr>
+              <w:br/>
+            </w:r>
+            <w:r>
+              <w:rPr>
+                <w:rFonts w:ascii="Arial" w:eastAsia="Arial" w:hAnsi="Arial" w:cs="Arial"/>
+                <w:sz w:val="20"/>
+                <w:szCs w:val="20"/>
+              </w:rPr>
+              <w:br/>
+            </w:r>
+            <w:r>
+              <w:rPr>
+                <w:rFonts w:ascii="Arial" w:eastAsia="Arial" w:hAnsi="Arial" w:cs="Arial"/>
+                <w:sz w:val="20"/>
+                <w:szCs w:val="20"/>
+              </w:rPr>
+              <w:br/>
+            </w:r>
+            <w:r>
+              <w:rPr>
+                <w:rFonts w:ascii="Arial" w:eastAsia="Arial" w:hAnsi="Arial" w:cs="Arial"/>
+                <w:sz w:val="20"/>
+                <w:szCs w:val="20"/>
+              </w:rPr>
+              <w:br/>
+            </w:r>
+            <w:r>
+              <w:rPr>
+                <w:rFonts w:ascii="Arial" w:eastAsia="Arial" w:hAnsi="Arial" w:cs="Arial"/>
+                <w:sz w:val="20"/>
+                <w:szCs w:val="20"/>
+              </w:rPr>
+              <w:br/>
+            </w:r>
+            <w:r>
+              <w:rPr>
+                <w:rFonts w:ascii="Arial" w:eastAsia="Arial" w:hAnsi="Arial" w:cs="Arial"/>
+                <w:sz w:val="20"/>
+                <w:szCs w:val="20"/>
+              </w:rPr>
+              <w:lastRenderedPageBreak/>
+              <w:br/>
+            </w:r>
+            <w:r>
+              <w:rPr>
+                <w:rFonts w:ascii="Arial" w:eastAsia="Arial" w:hAnsi="Arial" w:cs="Arial"/>
+                <w:b/>
+                <w:bCs/>
+                <w:sz w:val="20"/>
+                <w:szCs w:val="20"/>
+              </w:rPr>
+              <w:br/>
+            </w:r>
+            <w:r>
+              <w:rPr>
+                <w:rFonts w:ascii="Arial" w:eastAsia="Arial" w:hAnsi="Arial" w:cs="Arial"/>
+                <w:b/>
+                <w:bCs/>
+                <w:sz w:val="20"/>
+                <w:szCs w:val="20"/>
+              </w:rPr>
+              <w:t>P</w:t>
+            </w:r>
+            <w:r>
+              <w:rPr>
+                <w:rFonts w:ascii="Arial" w:eastAsia="Arial" w:hAnsi="Arial" w:cs="Arial"/>
+                <w:b/>
+                <w:bCs/>
+                <w:sz w:val="20"/>
+                <w:szCs w:val="20"/>
+              </w:rPr>
+              <w:t xml:space="preserve">rint </w:t>
+            </w:r>
+            <w:r>
+              <w:rPr>
+                <w:rFonts w:ascii="Arial" w:eastAsia="Arial" w:hAnsi="Arial" w:cs="Arial"/>
+                <w:b/>
+                <w:bCs/>
+                <w:sz w:val="20"/>
+                <w:szCs w:val="20"/>
+              </w:rPr>
+              <w:t>9</w:t>
+            </w:r>
+            <w:r>
+              <w:rPr>
+                <w:rFonts w:ascii="Arial" w:eastAsia="Arial" w:hAnsi="Arial" w:cs="Arial"/>
+                <w:b/>
+                <w:bCs/>
+                <w:sz w:val="20"/>
+                <w:szCs w:val="20"/>
+              </w:rPr>
+              <w:t>:</w:t>
+            </w:r>
+            <w:r>
+              <w:rPr>
+                <w:rFonts w:ascii="Arial" w:eastAsia="Arial" w:hAnsi="Arial" w:cs="Arial"/>
+                <w:sz w:val="20"/>
+                <w:szCs w:val="20"/>
+              </w:rPr>
+              <w:t xml:space="preserve"> Funções para inserir</w:t>
+            </w:r>
+            <w:r>
+              <w:rPr>
+                <w:rFonts w:ascii="Arial" w:eastAsia="Arial" w:hAnsi="Arial" w:cs="Arial"/>
+                <w:sz w:val="20"/>
+                <w:szCs w:val="20"/>
+              </w:rPr>
+              <w:br/>
+            </w:r>
+            <w:r>
+              <w:rPr>
+                <w:rFonts w:ascii="Arial" w:eastAsia="Arial" w:hAnsi="Arial" w:cs="Arial"/>
+                <w:sz w:val="20"/>
+                <w:szCs w:val="20"/>
+              </w:rPr>
+              <w:br/>
+            </w:r>
+            <w:r>
+              <w:rPr>
+                <w:rFonts w:eastAsia="Arial"/>
+              </w:rPr>
+              <w:drawing>
+                <wp:inline distT="0" distB="0" distL="0" distR="0" wp14:anchorId="34A37A38" wp14:editId="7E948AEF">
+                  <wp:extent cx="5922010" cy="4502150"/>
+                  <wp:effectExtent l="0" t="0" r="2540" b="0"/>
+                  <wp:docPr id="9" name="Imagem 9"/>
+                  <wp:cNvGraphicFramePr>
+                    <a:graphicFrameLocks xmlns:a="http://schemas.openxmlformats.org/drawingml/2006/main" noChangeAspect="1"/>
+                  </wp:cNvGraphicFramePr>
+                  <a:graphic xmlns:a="http://schemas.openxmlformats.org/drawingml/2006/main">
+                    <a:graphicData uri="http://schemas.openxmlformats.org/drawingml/2006/picture">
+                      <pic:pic xmlns:pic="http://schemas.openxmlformats.org/drawingml/2006/picture">
+                        <pic:nvPicPr>
+                          <pic:cNvPr id="1" name=""/>
+                          <pic:cNvPicPr/>
+                        </pic:nvPicPr>
+                        <pic:blipFill>
+                          <a:blip r:embed="rId17"/>
+                          <a:stretch>
+                            <a:fillRect/>
+                          </a:stretch>
+                        </pic:blipFill>
+                        <pic:spPr>
+                          <a:xfrm>
+                            <a:off x="0" y="0"/>
+                            <a:ext cx="5922010" cy="4502150"/>
+                          </a:xfrm>
+                          <a:prstGeom prst="rect">
+                            <a:avLst/>
+                          </a:prstGeom>
+                        </pic:spPr>
+                      </pic:pic>
+                    </a:graphicData>
+                  </a:graphic>
+                </wp:inline>
+              </w:drawing>
+            </w:r>
+            <w:r>
+              <w:rPr>
+                <w:rFonts w:ascii="Arial" w:eastAsia="Arial" w:hAnsi="Arial" w:cs="Arial"/>
+                <w:sz w:val="20"/>
+                <w:szCs w:val="20"/>
+              </w:rPr>
+              <w:br/>
+            </w:r>
+            <w:r>
+              <w:rPr>
+                <w:rFonts w:ascii="Arial" w:eastAsia="Arial" w:hAnsi="Arial" w:cs="Arial"/>
+                <w:sz w:val="20"/>
+                <w:szCs w:val="20"/>
+              </w:rPr>
+              <w:br/>
+            </w:r>
+            <w:r>
+              <w:rPr>
+                <w:rFonts w:ascii="Arial" w:eastAsia="Arial" w:hAnsi="Arial" w:cs="Arial"/>
+                <w:sz w:val="20"/>
+                <w:szCs w:val="20"/>
+              </w:rPr>
+              <w:br/>
+            </w:r>
+            <w:r>
+              <w:rPr>
+                <w:rFonts w:ascii="Arial" w:eastAsia="Arial" w:hAnsi="Arial" w:cs="Arial"/>
+                <w:sz w:val="20"/>
+                <w:szCs w:val="20"/>
+              </w:rPr>
+              <w:br/>
+            </w:r>
+            <w:r>
+              <w:rPr>
+                <w:rFonts w:ascii="Arial" w:eastAsia="Arial" w:hAnsi="Arial" w:cs="Arial"/>
+                <w:sz w:val="20"/>
+                <w:szCs w:val="20"/>
+              </w:rPr>
+              <w:br/>
+            </w:r>
+            <w:r>
+              <w:rPr>
+                <w:rFonts w:ascii="Arial" w:eastAsia="Arial" w:hAnsi="Arial" w:cs="Arial"/>
+                <w:sz w:val="20"/>
+                <w:szCs w:val="20"/>
+              </w:rPr>
+              <w:br/>
+            </w:r>
+            <w:r>
+              <w:rPr>
+                <w:rFonts w:ascii="Arial" w:eastAsia="Arial" w:hAnsi="Arial" w:cs="Arial"/>
+                <w:sz w:val="20"/>
+                <w:szCs w:val="20"/>
+              </w:rPr>
+              <w:br/>
+            </w:r>
+            <w:r>
+              <w:rPr>
+                <w:rFonts w:ascii="Arial" w:eastAsia="Arial" w:hAnsi="Arial" w:cs="Arial"/>
+                <w:sz w:val="20"/>
+                <w:szCs w:val="20"/>
+              </w:rPr>
+              <w:br/>
+            </w:r>
+            <w:r>
+              <w:rPr>
+                <w:rFonts w:ascii="Arial" w:eastAsia="Arial" w:hAnsi="Arial" w:cs="Arial"/>
+                <w:sz w:val="20"/>
+                <w:szCs w:val="20"/>
+              </w:rPr>
+              <w:br/>
+            </w:r>
+            <w:r>
+              <w:rPr>
+                <w:rFonts w:ascii="Arial" w:eastAsia="Arial" w:hAnsi="Arial" w:cs="Arial"/>
+                <w:sz w:val="20"/>
+                <w:szCs w:val="20"/>
+              </w:rPr>
+              <w:br/>
+            </w:r>
+            <w:r>
+              <w:rPr>
+                <w:rFonts w:ascii="Arial" w:eastAsia="Arial" w:hAnsi="Arial" w:cs="Arial"/>
+                <w:sz w:val="20"/>
+                <w:szCs w:val="20"/>
+              </w:rPr>
+              <w:br/>
+            </w:r>
+            <w:r>
+              <w:rPr>
+                <w:rFonts w:ascii="Arial" w:eastAsia="Arial" w:hAnsi="Arial" w:cs="Arial"/>
+                <w:sz w:val="20"/>
+                <w:szCs w:val="20"/>
+              </w:rPr>
+              <w:br/>
+            </w:r>
+            <w:r>
+              <w:rPr>
+                <w:rFonts w:ascii="Arial" w:eastAsia="Arial" w:hAnsi="Arial" w:cs="Arial"/>
+                <w:sz w:val="20"/>
+                <w:szCs w:val="20"/>
+              </w:rPr>
+              <w:br/>
+            </w:r>
+            <w:r>
+              <w:rPr>
+                <w:rFonts w:ascii="Arial" w:eastAsia="Arial" w:hAnsi="Arial" w:cs="Arial"/>
+                <w:sz w:val="20"/>
+                <w:szCs w:val="20"/>
+              </w:rPr>
+              <w:br/>
+            </w:r>
+            <w:r>
+              <w:rPr>
+                <w:rFonts w:ascii="Arial" w:eastAsia="Arial" w:hAnsi="Arial" w:cs="Arial"/>
+                <w:sz w:val="20"/>
+                <w:szCs w:val="20"/>
+              </w:rPr>
+              <w:br/>
+            </w:r>
+            <w:r>
+              <w:rPr>
+                <w:rFonts w:ascii="Arial" w:eastAsia="Arial" w:hAnsi="Arial" w:cs="Arial"/>
+                <w:sz w:val="20"/>
+                <w:szCs w:val="20"/>
+              </w:rPr>
+              <w:br/>
+            </w:r>
+            <w:r>
+              <w:rPr>
+                <w:rFonts w:ascii="Arial" w:eastAsia="Arial" w:hAnsi="Arial" w:cs="Arial"/>
+                <w:sz w:val="20"/>
+                <w:szCs w:val="20"/>
+              </w:rPr>
+              <w:br/>
+            </w:r>
+            <w:r>
+              <w:rPr>
+                <w:rFonts w:ascii="Arial" w:eastAsia="Arial" w:hAnsi="Arial" w:cs="Arial"/>
+                <w:sz w:val="20"/>
+                <w:szCs w:val="20"/>
+              </w:rPr>
+              <w:br/>
+            </w:r>
+            <w:r>
+              <w:rPr>
+                <w:rFonts w:ascii="Arial" w:eastAsia="Arial" w:hAnsi="Arial" w:cs="Arial"/>
+                <w:sz w:val="20"/>
+                <w:szCs w:val="20"/>
+              </w:rPr>
+              <w:br/>
+            </w:r>
+            <w:r>
+              <w:rPr>
+                <w:rFonts w:ascii="Arial" w:eastAsia="Arial" w:hAnsi="Arial" w:cs="Arial"/>
+                <w:sz w:val="20"/>
+                <w:szCs w:val="20"/>
+              </w:rPr>
+              <w:br/>
+            </w:r>
+            <w:r>
+              <w:rPr>
+                <w:rFonts w:ascii="Arial" w:eastAsia="Arial" w:hAnsi="Arial" w:cs="Arial"/>
+                <w:sz w:val="20"/>
+                <w:szCs w:val="20"/>
+              </w:rPr>
+              <w:br/>
+            </w:r>
+            <w:r>
+              <w:rPr>
+                <w:rFonts w:ascii="Arial" w:eastAsia="Arial" w:hAnsi="Arial" w:cs="Arial"/>
+                <w:sz w:val="20"/>
+                <w:szCs w:val="20"/>
+              </w:rPr>
+              <w:br/>
+            </w:r>
+            <w:r>
+              <w:rPr>
+                <w:rFonts w:ascii="Arial" w:eastAsia="Arial" w:hAnsi="Arial" w:cs="Arial"/>
+                <w:sz w:val="20"/>
+                <w:szCs w:val="20"/>
+              </w:rPr>
+              <w:br/>
+            </w:r>
+            <w:r>
+              <w:rPr>
+                <w:rFonts w:ascii="Arial" w:eastAsia="Arial" w:hAnsi="Arial" w:cs="Arial"/>
+                <w:sz w:val="20"/>
+                <w:szCs w:val="20"/>
+              </w:rPr>
+              <w:br/>
+            </w:r>
+            <w:r>
+              <w:rPr>
+                <w:rFonts w:ascii="Arial" w:eastAsia="Arial" w:hAnsi="Arial" w:cs="Arial"/>
+                <w:sz w:val="20"/>
+                <w:szCs w:val="20"/>
+              </w:rPr>
+              <w:br/>
+            </w:r>
+            <w:r>
+              <w:rPr>
+                <w:rFonts w:ascii="Arial" w:eastAsia="Arial" w:hAnsi="Arial" w:cs="Arial"/>
+                <w:sz w:val="20"/>
+                <w:szCs w:val="20"/>
+              </w:rPr>
+              <w:br/>
+            </w:r>
+            <w:r>
+              <w:rPr>
+                <w:rFonts w:ascii="Arial" w:eastAsia="Arial" w:hAnsi="Arial" w:cs="Arial"/>
+                <w:sz w:val="20"/>
+                <w:szCs w:val="20"/>
+              </w:rPr>
+              <w:br/>
+            </w:r>
+            <w:r>
+              <w:rPr>
+                <w:rFonts w:ascii="Arial" w:eastAsia="Arial" w:hAnsi="Arial" w:cs="Arial"/>
+                <w:sz w:val="20"/>
+                <w:szCs w:val="20"/>
+              </w:rPr>
+              <w:br/>
+            </w:r>
+            <w:r>
+              <w:rPr>
+                <w:rFonts w:ascii="Arial" w:eastAsia="Arial" w:hAnsi="Arial" w:cs="Arial"/>
+                <w:sz w:val="20"/>
+                <w:szCs w:val="20"/>
+              </w:rPr>
+              <w:br/>
+            </w:r>
+            <w:r>
+              <w:rPr>
+                <w:rFonts w:ascii="Arial" w:eastAsia="Arial" w:hAnsi="Arial" w:cs="Arial"/>
+                <w:sz w:val="20"/>
+                <w:szCs w:val="20"/>
+              </w:rPr>
+              <w:lastRenderedPageBreak/>
+              <w:br/>
+            </w:r>
+            <w:r>
+              <w:rPr>
+                <w:rFonts w:ascii="Arial" w:eastAsia="Arial" w:hAnsi="Arial" w:cs="Arial"/>
+                <w:sz w:val="20"/>
+                <w:szCs w:val="20"/>
+              </w:rPr>
+              <w:br/>
+            </w:r>
+            <w:r>
+              <w:rPr>
+                <w:rFonts w:ascii="Arial" w:eastAsia="Arial" w:hAnsi="Arial" w:cs="Arial"/>
+                <w:b/>
+                <w:bCs/>
+                <w:sz w:val="20"/>
+                <w:szCs w:val="20"/>
+              </w:rPr>
+              <w:t>P</w:t>
+            </w:r>
+            <w:r>
+              <w:rPr>
+                <w:rFonts w:ascii="Arial" w:eastAsia="Arial" w:hAnsi="Arial" w:cs="Arial"/>
+                <w:b/>
+                <w:bCs/>
+                <w:sz w:val="20"/>
+                <w:szCs w:val="20"/>
+              </w:rPr>
+              <w:t xml:space="preserve">rint </w:t>
+            </w:r>
+            <w:r>
+              <w:rPr>
+                <w:rFonts w:ascii="Arial" w:eastAsia="Arial" w:hAnsi="Arial" w:cs="Arial"/>
+                <w:b/>
+                <w:bCs/>
+                <w:sz w:val="20"/>
+                <w:szCs w:val="20"/>
+              </w:rPr>
+              <w:t>10</w:t>
+            </w:r>
+            <w:r>
+              <w:rPr>
+                <w:rFonts w:ascii="Arial" w:eastAsia="Arial" w:hAnsi="Arial" w:cs="Arial"/>
+                <w:b/>
+                <w:bCs/>
+                <w:sz w:val="20"/>
+                <w:szCs w:val="20"/>
+              </w:rPr>
+              <w:t>:</w:t>
+            </w:r>
+            <w:r>
+              <w:rPr>
+                <w:rFonts w:ascii="Arial" w:eastAsia="Arial" w:hAnsi="Arial" w:cs="Arial"/>
+                <w:sz w:val="20"/>
+                <w:szCs w:val="20"/>
+              </w:rPr>
+              <w:t xml:space="preserve"> função de selecionar</w:t>
+            </w:r>
+            <w:r>
+              <w:rPr>
+                <w:rFonts w:ascii="Arial" w:eastAsia="Arial" w:hAnsi="Arial" w:cs="Arial"/>
+                <w:sz w:val="20"/>
+                <w:szCs w:val="20"/>
+              </w:rPr>
+              <w:br/>
+            </w:r>
+            <w:r>
+              <w:rPr>
+                <w:rFonts w:ascii="Arial" w:eastAsia="Arial" w:hAnsi="Arial" w:cs="Arial"/>
+                <w:sz w:val="20"/>
+                <w:szCs w:val="20"/>
+              </w:rPr>
+              <w:br/>
+            </w:r>
+            <w:r>
+              <w:rPr>
+                <w:rFonts w:eastAsia="Arial"/>
+              </w:rPr>
+              <w:drawing>
+                <wp:inline distT="0" distB="0" distL="0" distR="0" wp14:anchorId="639AEDAF" wp14:editId="499D2E5C">
+                  <wp:extent cx="5611008" cy="5982535"/>
+                  <wp:effectExtent l="0" t="0" r="8890" b="0"/>
+                  <wp:docPr id="10" name="Imagem 10"/>
+                  <wp:cNvGraphicFramePr>
+                    <a:graphicFrameLocks xmlns:a="http://schemas.openxmlformats.org/drawingml/2006/main" noChangeAspect="1"/>
+                  </wp:cNvGraphicFramePr>
+                  <a:graphic xmlns:a="http://schemas.openxmlformats.org/drawingml/2006/main">
+                    <a:graphicData uri="http://schemas.openxmlformats.org/drawingml/2006/picture">
+                      <pic:pic xmlns:pic="http://schemas.openxmlformats.org/drawingml/2006/picture">
+                        <pic:nvPicPr>
+                          <pic:cNvPr id="1" name=""/>
+                          <pic:cNvPicPr/>
+                        </pic:nvPicPr>
+                        <pic:blipFill>
+                          <a:blip r:embed="rId18"/>
+                          <a:stretch>
+                            <a:fillRect/>
+                          </a:stretch>
+                        </pic:blipFill>
+                        <pic:spPr>
+                          <a:xfrm>
+                            <a:off x="0" y="0"/>
+                            <a:ext cx="5611008" cy="5982535"/>
+                          </a:xfrm>
+                          <a:prstGeom prst="rect">
+                            <a:avLst/>
+                          </a:prstGeom>
+                        </pic:spPr>
+                      </pic:pic>
+                    </a:graphicData>
+                  </a:graphic>
+                </wp:inline>
+              </w:drawing>
+            </w:r>
+            <w:r>
+              <w:rPr>
+                <w:rFonts w:ascii="Arial" w:eastAsia="Arial" w:hAnsi="Arial" w:cs="Arial"/>
+                <w:sz w:val="20"/>
+                <w:szCs w:val="20"/>
+              </w:rPr>
+              <w:br/>
+            </w:r>
+            <w:r>
+              <w:rPr>
+                <w:rFonts w:ascii="Arial" w:eastAsia="Arial" w:hAnsi="Arial" w:cs="Arial"/>
+                <w:sz w:val="20"/>
+                <w:szCs w:val="20"/>
+              </w:rPr>
+              <w:br/>
+            </w:r>
+          </w:p>
+          <w:p>
+            <w:pPr>
+              <w:shd w:val="clear" w:color="auto" w:fill="FFFFFF"/>
+              <w:spacing w:before="240" w:after="240"/>
+              <w:ind w:firstLine="0"/>
+              <w:rPr>
+                <w:rFonts w:ascii="Arial" w:eastAsia="Arial" w:hAnsi="Arial" w:cs="Arial"/>
+                <w:b/>
+                <w:bCs/>
+                <w:sz w:val="20"/>
+                <w:szCs w:val="20"/>
+              </w:rPr>
+            </w:pPr>
+          </w:p>
+          <w:p>
+            <w:pPr>
+              <w:shd w:val="clear" w:color="auto" w:fill="FFFFFF"/>
+              <w:spacing w:before="240" w:after="240"/>
+              <w:ind w:firstLine="0"/>
+              <w:rPr>
+                <w:rFonts w:ascii="Arial" w:eastAsia="Arial" w:hAnsi="Arial" w:cs="Arial"/>
+                <w:b/>
+                <w:bCs/>
+                <w:sz w:val="20"/>
+                <w:szCs w:val="20"/>
+              </w:rPr>
+            </w:pPr>
+          </w:p>
+          <w:p>
+            <w:pPr>
+              <w:shd w:val="clear" w:color="auto" w:fill="FFFFFF"/>
+              <w:spacing w:before="240" w:after="240"/>
+              <w:ind w:firstLine="0"/>
+              <w:rPr>
+                <w:rFonts w:ascii="Arial" w:eastAsia="Arial" w:hAnsi="Arial" w:cs="Arial"/>
+                <w:b/>
+                <w:bCs/>
+                <w:sz w:val="20"/>
+                <w:szCs w:val="20"/>
+              </w:rPr>
+            </w:pPr>
+          </w:p>
+          <w:p>
+            <w:pPr>
+              <w:shd w:val="clear" w:color="auto" w:fill="FFFFFF"/>
+              <w:spacing w:before="240" w:after="240"/>
+              <w:ind w:firstLine="0"/>
+              <w:rPr>
+                <w:rFonts w:ascii="Arial" w:eastAsia="Arial" w:hAnsi="Arial" w:cs="Arial"/>
+                <w:b/>
+                <w:bCs/>
+                <w:sz w:val="20"/>
+                <w:szCs w:val="20"/>
+              </w:rPr>
+            </w:pPr>
+          </w:p>
+          <w:p>
+            <w:pPr>
+              <w:shd w:val="clear" w:color="auto" w:fill="FFFFFF"/>
+              <w:spacing w:before="240" w:after="240"/>
+              <w:ind w:firstLine="0"/>
+              <w:rPr>
+                <w:rFonts w:ascii="Arial" w:eastAsia="Arial" w:hAnsi="Arial" w:cs="Arial"/>
+                <w:b/>
+                <w:bCs/>
+                <w:sz w:val="20"/>
+                <w:szCs w:val="20"/>
+              </w:rPr>
+            </w:pPr>
+          </w:p>
+          <w:p>
+            <w:pPr>
+              <w:shd w:val="clear" w:color="auto" w:fill="FFFFFF"/>
+              <w:spacing w:before="240" w:after="240"/>
+              <w:ind w:firstLine="0"/>
+              <w:rPr>
+                <w:rFonts w:ascii="Arial" w:eastAsia="Arial" w:hAnsi="Arial" w:cs="Arial"/>
+                <w:b/>
+                <w:bCs/>
+                <w:sz w:val="20"/>
+                <w:szCs w:val="20"/>
+              </w:rPr>
+            </w:pPr>
+          </w:p>
+          <w:p>
+            <w:pPr>
+              <w:shd w:val="clear" w:color="auto" w:fill="FFFFFF"/>
+              <w:spacing w:before="240" w:after="240"/>
+              <w:ind w:firstLine="0"/>
+              <w:rPr>
+                <w:rFonts w:ascii="Arial" w:eastAsia="Arial" w:hAnsi="Arial" w:cs="Arial"/>
+                <w:b/>
+                <w:bCs/>
+                <w:sz w:val="20"/>
+                <w:szCs w:val="20"/>
+              </w:rPr>
+            </w:pPr>
+          </w:p>
+          <w:p>
+            <w:pPr>
+              <w:shd w:val="clear" w:color="auto" w:fill="FFFFFF"/>
+              <w:spacing w:before="240" w:after="240"/>
+              <w:ind w:firstLine="0"/>
+              <w:rPr>
+                <w:rFonts w:ascii="Arial" w:eastAsia="Arial" w:hAnsi="Arial" w:cs="Arial"/>
+                <w:b/>
+                <w:bCs/>
+                <w:sz w:val="20"/>
+                <w:szCs w:val="20"/>
+              </w:rPr>
+            </w:pPr>
+          </w:p>
+          <w:p>
+            <w:pPr>
+              <w:shd w:val="clear" w:color="auto" w:fill="FFFFFF"/>
+              <w:spacing w:before="240" w:after="240"/>
+              <w:ind w:firstLine="0"/>
+              <w:rPr>
+                <w:rFonts w:ascii="Arial" w:eastAsia="Arial" w:hAnsi="Arial" w:cs="Arial"/>
+                <w:sz w:val="20"/>
+                <w:szCs w:val="20"/>
+              </w:rPr>
+            </w:pPr>
+            <w:r>
+              <w:rPr>
+                <w:rFonts w:ascii="Arial" w:eastAsia="Arial" w:hAnsi="Arial" w:cs="Arial"/>
+                <w:b/>
+                <w:bCs/>
+                <w:sz w:val="20"/>
+                <w:szCs w:val="20"/>
+              </w:rPr>
+              <w:lastRenderedPageBreak/>
+              <w:t>Print 1</w:t>
+            </w:r>
+            <w:r>
+              <w:rPr>
+                <w:rFonts w:ascii="Arial" w:eastAsia="Arial" w:hAnsi="Arial" w:cs="Arial"/>
+                <w:b/>
+                <w:bCs/>
+                <w:sz w:val="20"/>
+                <w:szCs w:val="20"/>
+              </w:rPr>
+              <w:t>1</w:t>
+            </w:r>
+            <w:r>
+              <w:rPr>
+                <w:rFonts w:ascii="Arial" w:eastAsia="Arial" w:hAnsi="Arial" w:cs="Arial"/>
+                <w:b/>
+                <w:bCs/>
+                <w:sz w:val="20"/>
+                <w:szCs w:val="20"/>
+              </w:rPr>
+              <w:t>:</w:t>
+            </w:r>
+            <w:r>
+              <w:rPr>
+                <w:rFonts w:ascii="Arial" w:eastAsia="Arial" w:hAnsi="Arial" w:cs="Arial"/>
+                <w:sz w:val="20"/>
+                <w:szCs w:val="20"/>
+              </w:rPr>
+              <w:t xml:space="preserve"> </w:t>
+            </w:r>
+            <w:proofErr w:type="spellStart"/>
+            <w:r>
+              <w:rPr>
+                <w:rFonts w:ascii="Arial" w:eastAsia="Arial" w:hAnsi="Arial" w:cs="Arial"/>
+                <w:sz w:val="20"/>
+                <w:szCs w:val="20"/>
+              </w:rPr>
+              <w:t>void</w:t>
+            </w:r>
+            <w:proofErr w:type="spellEnd"/>
+            <w:r>
+              <w:rPr>
+                <w:rFonts w:ascii="Arial" w:eastAsia="Arial" w:hAnsi="Arial" w:cs="Arial"/>
+                <w:sz w:val="20"/>
+                <w:szCs w:val="20"/>
+              </w:rPr>
+              <w:t xml:space="preserve"> </w:t>
+            </w:r>
+            <w:proofErr w:type="spellStart"/>
+            <w:r>
+              <w:rPr>
+                <w:rFonts w:ascii="Arial" w:eastAsia="Arial" w:hAnsi="Arial" w:cs="Arial"/>
+                <w:sz w:val="20"/>
+                <w:szCs w:val="20"/>
+              </w:rPr>
+              <w:t>main</w:t>
+            </w:r>
+            <w:proofErr w:type="spellEnd"/>
+            <w:r>
+              <w:rPr>
+                <w:rFonts w:ascii="Arial" w:eastAsia="Arial" w:hAnsi="Arial" w:cs="Arial"/>
+                <w:sz w:val="20"/>
+                <w:szCs w:val="20"/>
+              </w:rPr>
+              <w:br/>
+            </w:r>
+            <w:r>
+              <w:rPr>
+                <w:rFonts w:ascii="Arial" w:eastAsia="Arial" w:hAnsi="Arial" w:cs="Arial"/>
+                <w:sz w:val="20"/>
+                <w:szCs w:val="20"/>
+              </w:rPr>
+              <w:br/>
+            </w:r>
+            <w:r>
+              <w:rPr>
+                <w:rFonts w:eastAsia="Arial"/>
+              </w:rPr>
+              <w:drawing>
+                <wp:inline distT="0" distB="0" distL="0" distR="0" wp14:anchorId="7B452272" wp14:editId="26476055">
+                  <wp:extent cx="5922010" cy="7192010"/>
+                  <wp:effectExtent l="0" t="0" r="2540" b="8890"/>
+                  <wp:docPr id="11" name="Imagem 11"/>
+                  <wp:cNvGraphicFramePr>
+                    <a:graphicFrameLocks xmlns:a="http://schemas.openxmlformats.org/drawingml/2006/main" noChangeAspect="1"/>
+                  </wp:cNvGraphicFramePr>
+                  <a:graphic xmlns:a="http://schemas.openxmlformats.org/drawingml/2006/main">
+                    <a:graphicData uri="http://schemas.openxmlformats.org/drawingml/2006/picture">
+                      <pic:pic xmlns:pic="http://schemas.openxmlformats.org/drawingml/2006/picture">
+                        <pic:nvPicPr>
+                          <pic:cNvPr id="1" name=""/>
+                          <pic:cNvPicPr/>
+                        </pic:nvPicPr>
+                        <pic:blipFill>
+                          <a:blip r:embed="rId19"/>
+                          <a:stretch>
+                            <a:fillRect/>
+                          </a:stretch>
+                        </pic:blipFill>
+                        <pic:spPr>
+                          <a:xfrm>
+                            <a:off x="0" y="0"/>
+                            <a:ext cx="5922010" cy="7192010"/>
+                          </a:xfrm>
+                          <a:prstGeom prst="rect">
+                            <a:avLst/>
+                          </a:prstGeom>
+                        </pic:spPr>
+                      </pic:pic>
+                    </a:graphicData>
+                  </a:graphic>
+                </wp:inline>
+              </w:drawing>
+            </w:r>
+            <w:r>
+              <w:rPr>
+                <w:rFonts w:ascii="Arial" w:eastAsia="Arial" w:hAnsi="Arial" w:cs="Arial"/>
+                <w:sz w:val="20"/>
+                <w:szCs w:val="20"/>
+              </w:rPr>
+              <w:br/>
+            </w:r>
+            <w:r>
+              <w:rPr>
+                <w:rFonts w:ascii="Arial" w:eastAsia="Arial" w:hAnsi="Arial" w:cs="Arial"/>
+                <w:sz w:val="20"/>
+                <w:szCs w:val="20"/>
+              </w:rPr>
+              <w:br/>
+            </w:r>
+            <w:r>
+              <w:rPr>
+                <w:rFonts w:ascii="Arial" w:eastAsia="Arial" w:hAnsi="Arial" w:cs="Arial"/>
+                <w:sz w:val="20"/>
+                <w:szCs w:val="20"/>
+              </w:rPr>
+              <w:br/>
+            </w:r>
+            <w:r>
+              <w:rPr>
+                <w:rFonts w:ascii="Arial" w:eastAsia="Arial" w:hAnsi="Arial" w:cs="Arial"/>
+                <w:sz w:val="20"/>
+                <w:szCs w:val="20"/>
+              </w:rPr>
+              <w:br/>
+            </w:r>
+            <w:r>
+              <w:rPr>
+                <w:rFonts w:ascii="Arial" w:eastAsia="Arial" w:hAnsi="Arial" w:cs="Arial"/>
+                <w:sz w:val="20"/>
+                <w:szCs w:val="20"/>
+              </w:rPr>
+              <w:br/>
+            </w:r>
+            <w:r>
+              <w:rPr>
+                <w:rFonts w:ascii="Arial" w:eastAsia="Arial" w:hAnsi="Arial" w:cs="Arial"/>
+                <w:sz w:val="20"/>
+                <w:szCs w:val="20"/>
+              </w:rPr>
+              <w:br/>
+            </w:r>
+            <w:r>
+              <w:rPr>
+                <w:rFonts w:ascii="Arial" w:eastAsia="Arial" w:hAnsi="Arial" w:cs="Arial"/>
+                <w:sz w:val="20"/>
+                <w:szCs w:val="20"/>
+              </w:rPr>
+              <w:br/>
+            </w:r>
+            <w:r>
+              <w:rPr>
+                <w:rFonts w:ascii="Arial" w:eastAsia="Arial" w:hAnsi="Arial" w:cs="Arial"/>
+                <w:sz w:val="20"/>
+                <w:szCs w:val="20"/>
+              </w:rPr>
+              <w:br/>
+            </w:r>
+            <w:r>
+              <w:rPr>
+                <w:rFonts w:ascii="Arial" w:eastAsia="Arial" w:hAnsi="Arial" w:cs="Arial"/>
+                <w:sz w:val="20"/>
+                <w:szCs w:val="20"/>
+              </w:rPr>
+              <w:br/>
+            </w:r>
+            <w:r>
+              <w:rPr>
+                <w:rFonts w:ascii="Arial" w:eastAsia="Arial" w:hAnsi="Arial" w:cs="Arial"/>
+                <w:sz w:val="20"/>
+                <w:szCs w:val="20"/>
+              </w:rPr>
+              <w:br/>
+            </w:r>
+            <w:r>
+              <w:rPr>
+                <w:rFonts w:ascii="Arial" w:eastAsia="Arial" w:hAnsi="Arial" w:cs="Arial"/>
+                <w:sz w:val="20"/>
+                <w:szCs w:val="20"/>
+              </w:rPr>
+              <w:br/>
+            </w:r>
+            <w:r>
+              <w:rPr>
+                <w:rFonts w:ascii="Arial" w:eastAsia="Arial" w:hAnsi="Arial" w:cs="Arial"/>
+                <w:sz w:val="20"/>
+                <w:szCs w:val="20"/>
+              </w:rPr>
+              <w:br/>
+            </w:r>
+            <w:r>
+              <w:rPr>
+                <w:rFonts w:ascii="Arial" w:eastAsia="Arial" w:hAnsi="Arial" w:cs="Arial"/>
+                <w:sz w:val="20"/>
+                <w:szCs w:val="20"/>
+              </w:rPr>
+              <w:br/>
+            </w:r>
+            <w:r>
+              <w:rPr>
+                <w:rFonts w:ascii="Arial" w:eastAsia="Arial" w:hAnsi="Arial" w:cs="Arial"/>
+                <w:sz w:val="20"/>
+                <w:szCs w:val="20"/>
+              </w:rPr>
+              <w:br/>
+            </w:r>
+            <w:r>
+              <w:rPr>
+                <w:rFonts w:ascii="Arial" w:eastAsia="Arial" w:hAnsi="Arial" w:cs="Arial"/>
+                <w:sz w:val="20"/>
+                <w:szCs w:val="20"/>
+              </w:rPr>
+              <w:lastRenderedPageBreak/>
+              <w:t xml:space="preserve">após rodar o comando </w:t>
+            </w:r>
+            <w:proofErr w:type="spellStart"/>
+            <w:r>
+              <w:rPr>
+                <w:rFonts w:ascii="Arial" w:eastAsia="Arial" w:hAnsi="Arial" w:cs="Arial"/>
+                <w:sz w:val="20"/>
+                <w:szCs w:val="20"/>
+              </w:rPr>
+              <w:t>dart</w:t>
+            </w:r>
+            <w:proofErr w:type="spellEnd"/>
+            <w:r>
+              <w:rPr>
+                <w:rFonts w:ascii="Arial" w:eastAsia="Arial" w:hAnsi="Arial" w:cs="Arial"/>
+                <w:sz w:val="20"/>
+                <w:szCs w:val="20"/>
+              </w:rPr>
+              <w:t xml:space="preserve"> </w:t>
+            </w:r>
+            <w:proofErr w:type="spellStart"/>
+            <w:r>
+              <w:rPr>
+                <w:rFonts w:ascii="Arial" w:eastAsia="Arial" w:hAnsi="Arial" w:cs="Arial"/>
+                <w:sz w:val="20"/>
+                <w:szCs w:val="20"/>
+              </w:rPr>
+              <w:t>run</w:t>
+            </w:r>
+            <w:proofErr w:type="spellEnd"/>
+            <w:r>
+              <w:rPr>
+                <w:rFonts w:ascii="Arial" w:eastAsia="Arial" w:hAnsi="Arial" w:cs="Arial"/>
+                <w:sz w:val="20"/>
+                <w:szCs w:val="20"/>
+              </w:rPr>
+              <w:t xml:space="preserve"> no </w:t>
+            </w:r>
+            <w:proofErr w:type="spellStart"/>
+            <w:proofErr w:type="gramStart"/>
+            <w:r>
+              <w:rPr>
+                <w:rFonts w:ascii="Arial" w:eastAsia="Arial" w:hAnsi="Arial" w:cs="Arial"/>
+                <w:sz w:val="20"/>
+                <w:szCs w:val="20"/>
+              </w:rPr>
+              <w:t>main.dart</w:t>
+            </w:r>
+            <w:proofErr w:type="spellEnd"/>
+            <w:proofErr w:type="gramEnd"/>
+            <w:r>
+              <w:rPr>
+                <w:rFonts w:ascii="Arial" w:eastAsia="Arial" w:hAnsi="Arial" w:cs="Arial"/>
+                <w:sz w:val="20"/>
+                <w:szCs w:val="20"/>
+              </w:rPr>
+              <w:t>:</w:t>
+            </w:r>
+            <w:r>
+              <w:rPr>
+                <w:rFonts w:ascii="Arial" w:eastAsia="Arial" w:hAnsi="Arial" w:cs="Arial"/>
+                <w:sz w:val="20"/>
+                <w:szCs w:val="20"/>
+              </w:rPr>
+              <w:br/>
+            </w:r>
+            <w:r>
+              <w:rPr>
+                <w:rFonts w:ascii="Arial" w:eastAsia="Arial" w:hAnsi="Arial" w:cs="Arial"/>
+                <w:sz w:val="20"/>
+                <w:szCs w:val="20"/>
+              </w:rPr>
+              <w:br/>
+            </w:r>
+            <w:r>
+              <w:rPr>
+                <w:rFonts w:ascii="Arial" w:eastAsia="Arial" w:hAnsi="Arial" w:cs="Arial"/>
+                <w:b/>
+                <w:bCs/>
+                <w:sz w:val="20"/>
+                <w:szCs w:val="20"/>
+              </w:rPr>
+              <w:t>Print 12:</w:t>
+            </w:r>
+            <w:r>
+              <w:rPr>
+                <w:rFonts w:ascii="Arial" w:eastAsia="Arial" w:hAnsi="Arial" w:cs="Arial"/>
+                <w:sz w:val="20"/>
+                <w:szCs w:val="20"/>
+              </w:rPr>
+              <w:t xml:space="preserve"> lista de produtos printados no terminal.</w:t>
+            </w:r>
+            <w:r>
+              <w:rPr>
+                <w:rFonts w:ascii="Arial" w:eastAsia="Arial" w:hAnsi="Arial" w:cs="Arial"/>
+                <w:sz w:val="20"/>
+                <w:szCs w:val="20"/>
+              </w:rPr>
+              <w:br/>
+            </w:r>
+            <w:r>
+              <w:rPr>
+                <w:rFonts w:ascii="Arial" w:eastAsia="Arial" w:hAnsi="Arial" w:cs="Arial"/>
+                <w:sz w:val="20"/>
+                <w:szCs w:val="20"/>
+              </w:rPr>
+              <w:br/>
+            </w:r>
+            <w:r>
+              <w:rPr>
+                <w:rFonts w:eastAsia="Arial"/>
+              </w:rPr>
+              <w:drawing>
+                <wp:inline distT="0" distB="0" distL="0" distR="0" wp14:anchorId="78337309" wp14:editId="68D120C5">
+                  <wp:extent cx="5792008" cy="1838582"/>
+                  <wp:effectExtent l="0" t="0" r="0" b="9525"/>
+                  <wp:docPr id="13" name="Imagem 13"/>
+                  <wp:cNvGraphicFramePr>
+                    <a:graphicFrameLocks xmlns:a="http://schemas.openxmlformats.org/drawingml/2006/main" noChangeAspect="1"/>
+                  </wp:cNvGraphicFramePr>
+                  <a:graphic xmlns:a="http://schemas.openxmlformats.org/drawingml/2006/main">
+                    <a:graphicData uri="http://schemas.openxmlformats.org/drawingml/2006/picture">
+                      <pic:pic xmlns:pic="http://schemas.openxmlformats.org/drawingml/2006/picture">
+                        <pic:nvPicPr>
+                          <pic:cNvPr id="1" name=""/>
+                          <pic:cNvPicPr/>
+                        </pic:nvPicPr>
+                        <pic:blipFill>
+                          <a:blip r:embed="rId20"/>
+                          <a:stretch>
+                            <a:fillRect/>
+                          </a:stretch>
+                        </pic:blipFill>
+                        <pic:spPr>
+                          <a:xfrm>
+                            <a:off x="0" y="0"/>
+                            <a:ext cx="5792008" cy="1838582"/>
+                          </a:xfrm>
+                          <a:prstGeom prst="rect">
+                            <a:avLst/>
+                          </a:prstGeom>
+                        </pic:spPr>
+                      </pic:pic>
+                    </a:graphicData>
+                  </a:graphic>
+                </wp:inline>
+              </w:drawing>
+            </w:r>
+            <w:r>
+              <w:rPr>
+                <w:rFonts w:ascii="Arial" w:eastAsia="Arial" w:hAnsi="Arial" w:cs="Arial"/>
+                <w:sz w:val="20"/>
+                <w:szCs w:val="20"/>
+              </w:rPr>
+              <w:br/>
+            </w:r>
+            <w:r>
+              <w:rPr>
+                <w:rFonts w:ascii="Arial" w:eastAsia="Arial" w:hAnsi="Arial" w:cs="Arial"/>
+                <w:sz w:val="20"/>
+                <w:szCs w:val="20"/>
+              </w:rPr>
+              <w:br/>
+              <w:t xml:space="preserve">e para checar as tabelas no </w:t>
+            </w:r>
+            <w:proofErr w:type="spellStart"/>
+            <w:r>
+              <w:rPr>
+                <w:rFonts w:ascii="Arial" w:eastAsia="Arial" w:hAnsi="Arial" w:cs="Arial"/>
+                <w:sz w:val="20"/>
+                <w:szCs w:val="20"/>
+              </w:rPr>
+              <w:t>mysql</w:t>
+            </w:r>
+            <w:proofErr w:type="spellEnd"/>
+            <w:r>
+              <w:rPr>
+                <w:rFonts w:ascii="Arial" w:eastAsia="Arial" w:hAnsi="Arial" w:cs="Arial"/>
+                <w:sz w:val="20"/>
+                <w:szCs w:val="20"/>
+              </w:rPr>
+              <w:t xml:space="preserve"> </w:t>
+            </w:r>
+            <w:proofErr w:type="spellStart"/>
+            <w:r>
+              <w:rPr>
+                <w:rFonts w:ascii="Arial" w:eastAsia="Arial" w:hAnsi="Arial" w:cs="Arial"/>
+                <w:sz w:val="20"/>
+                <w:szCs w:val="20"/>
+              </w:rPr>
+              <w:t>workbench</w:t>
+            </w:r>
+            <w:proofErr w:type="spellEnd"/>
+            <w:r>
+              <w:rPr>
+                <w:rFonts w:ascii="Arial" w:eastAsia="Arial" w:hAnsi="Arial" w:cs="Arial"/>
+                <w:sz w:val="20"/>
+                <w:szCs w:val="20"/>
+              </w:rPr>
+              <w:t xml:space="preserve"> utilizamos comandos como </w:t>
+            </w:r>
+            <w:proofErr w:type="spellStart"/>
+            <w:r>
+              <w:rPr>
+                <w:rFonts w:ascii="Arial" w:eastAsia="Arial" w:hAnsi="Arial" w:cs="Arial"/>
+                <w:sz w:val="20"/>
+                <w:szCs w:val="20"/>
+              </w:rPr>
+              <w:t>select</w:t>
+            </w:r>
+            <w:proofErr w:type="spellEnd"/>
+            <w:r>
+              <w:rPr>
+                <w:rFonts w:ascii="Arial" w:eastAsia="Arial" w:hAnsi="Arial" w:cs="Arial"/>
+                <w:sz w:val="20"/>
+                <w:szCs w:val="20"/>
+              </w:rPr>
+              <w:t>:</w:t>
+            </w:r>
+            <w:r>
+              <w:rPr>
+                <w:rFonts w:ascii="Arial" w:eastAsia="Arial" w:hAnsi="Arial" w:cs="Arial"/>
+                <w:sz w:val="20"/>
+                <w:szCs w:val="20"/>
+              </w:rPr>
+              <w:br/>
+            </w:r>
+            <w:r>
+              <w:rPr>
+                <w:rFonts w:ascii="Arial" w:eastAsia="Arial" w:hAnsi="Arial" w:cs="Arial"/>
+                <w:sz w:val="20"/>
+                <w:szCs w:val="20"/>
+              </w:rPr>
+              <w:br/>
+            </w:r>
+            <w:r>
+              <w:rPr>
+                <w:rFonts w:ascii="Arial" w:eastAsia="Arial" w:hAnsi="Arial" w:cs="Arial"/>
+                <w:b/>
+                <w:bCs/>
+                <w:sz w:val="20"/>
+                <w:szCs w:val="20"/>
+              </w:rPr>
+              <w:t>Print 13</w:t>
+            </w:r>
+            <w:r>
+              <w:rPr>
+                <w:rFonts w:ascii="Arial" w:eastAsia="Arial" w:hAnsi="Arial" w:cs="Arial"/>
+                <w:sz w:val="20"/>
+                <w:szCs w:val="20"/>
+              </w:rPr>
+              <w:t xml:space="preserve">: </w:t>
+            </w:r>
+            <w:proofErr w:type="spellStart"/>
+            <w:r>
+              <w:rPr>
+                <w:rFonts w:ascii="Arial" w:eastAsia="Arial" w:hAnsi="Arial" w:cs="Arial"/>
+                <w:sz w:val="20"/>
+                <w:szCs w:val="20"/>
+              </w:rPr>
+              <w:t>Select</w:t>
+            </w:r>
+            <w:proofErr w:type="spellEnd"/>
+            <w:r>
+              <w:rPr>
+                <w:rFonts w:ascii="Arial" w:eastAsia="Arial" w:hAnsi="Arial" w:cs="Arial"/>
+                <w:sz w:val="20"/>
+                <w:szCs w:val="20"/>
+              </w:rPr>
+              <w:t xml:space="preserve"> para ver pedido, descrição valor, e o cliente que comprou com id, nome e </w:t>
+            </w:r>
+            <w:proofErr w:type="spellStart"/>
+            <w:r>
+              <w:rPr>
+                <w:rFonts w:ascii="Arial" w:eastAsia="Arial" w:hAnsi="Arial" w:cs="Arial"/>
+                <w:sz w:val="20"/>
+                <w:szCs w:val="20"/>
+              </w:rPr>
+              <w:t>email</w:t>
+            </w:r>
+            <w:proofErr w:type="spellEnd"/>
+            <w:r>
+              <w:rPr>
+                <w:rFonts w:ascii="Arial" w:eastAsia="Arial" w:hAnsi="Arial" w:cs="Arial"/>
+                <w:sz w:val="20"/>
+                <w:szCs w:val="20"/>
+              </w:rPr>
+              <w:t>.</w:t>
+            </w:r>
+            <w:r>
+              <w:rPr>
+                <w:rFonts w:ascii="Arial" w:eastAsia="Arial" w:hAnsi="Arial" w:cs="Arial"/>
+                <w:sz w:val="20"/>
+                <w:szCs w:val="20"/>
+              </w:rPr>
+              <w:br/>
+            </w:r>
+            <w:r>
+              <w:rPr>
+                <w:rFonts w:ascii="Arial" w:eastAsia="Arial" w:hAnsi="Arial" w:cs="Arial"/>
+                <w:sz w:val="20"/>
+                <w:szCs w:val="20"/>
+              </w:rPr>
+              <w:br/>
+            </w:r>
+            <w:r>
+              <w:rPr>
+                <w:rFonts w:eastAsia="Arial"/>
+              </w:rPr>
+              <w:drawing>
+                <wp:inline distT="0" distB="0" distL="0" distR="0" wp14:anchorId="38606F4C" wp14:editId="669A988A">
+                  <wp:extent cx="5572903" cy="4001058"/>
+                  <wp:effectExtent l="0" t="0" r="8890" b="0"/>
+                  <wp:docPr id="14" name="Imagem 14"/>
+                  <wp:cNvGraphicFramePr>
+                    <a:graphicFrameLocks xmlns:a="http://schemas.openxmlformats.org/drawingml/2006/main" noChangeAspect="1"/>
+                  </wp:cNvGraphicFramePr>
+                  <a:graphic xmlns:a="http://schemas.openxmlformats.org/drawingml/2006/main">
+                    <a:graphicData uri="http://schemas.openxmlformats.org/drawingml/2006/picture">
+                      <pic:pic xmlns:pic="http://schemas.openxmlformats.org/drawingml/2006/picture">
+                        <pic:nvPicPr>
+                          <pic:cNvPr id="1" name=""/>
+                          <pic:cNvPicPr/>
+                        </pic:nvPicPr>
+                        <pic:blipFill>
+                          <a:blip r:embed="rId21"/>
+                          <a:stretch>
+                            <a:fillRect/>
+                          </a:stretch>
+                        </pic:blipFill>
+                        <pic:spPr>
+                          <a:xfrm>
+                            <a:off x="0" y="0"/>
+                            <a:ext cx="5572903" cy="4001058"/>
+                          </a:xfrm>
+                          <a:prstGeom prst="rect">
+                            <a:avLst/>
+                          </a:prstGeom>
+                        </pic:spPr>
+                      </pic:pic>
+                    </a:graphicData>
+                  </a:graphic>
+                </wp:inline>
+              </w:drawing>
+            </w:r>
+            <w:r>
+              <w:rPr>
+                <w:rFonts w:ascii="Arial" w:eastAsia="Arial" w:hAnsi="Arial" w:cs="Arial"/>
+                <w:sz w:val="20"/>
+                <w:szCs w:val="20"/>
+              </w:rPr>
+              <w:br/>
+            </w:r>
+            <w:r>
+              <w:rPr>
+                <w:rFonts w:ascii="Arial" w:eastAsia="Arial" w:hAnsi="Arial" w:cs="Arial"/>
+                <w:sz w:val="20"/>
+                <w:szCs w:val="20"/>
+              </w:rPr>
+              <w:br/>
+            </w:r>
+            <w:r>
+              <w:rPr>
+                <w:rFonts w:ascii="Arial" w:eastAsia="Arial" w:hAnsi="Arial" w:cs="Arial"/>
+                <w:sz w:val="20"/>
+                <w:szCs w:val="20"/>
+              </w:rPr>
+              <w:lastRenderedPageBreak/>
+              <w:t xml:space="preserve">Print 14: </w:t>
+            </w:r>
+            <w:proofErr w:type="spellStart"/>
+            <w:r>
+              <w:rPr>
+                <w:rFonts w:ascii="Arial" w:eastAsia="Arial" w:hAnsi="Arial" w:cs="Arial"/>
+                <w:sz w:val="20"/>
+                <w:szCs w:val="20"/>
+              </w:rPr>
+              <w:t>Select</w:t>
+            </w:r>
+            <w:proofErr w:type="spellEnd"/>
+            <w:r>
+              <w:rPr>
+                <w:rFonts w:ascii="Arial" w:eastAsia="Arial" w:hAnsi="Arial" w:cs="Arial"/>
+                <w:sz w:val="20"/>
+                <w:szCs w:val="20"/>
+              </w:rPr>
+              <w:t xml:space="preserve"> para ver o cliente, com id, nome, </w:t>
+            </w:r>
+            <w:proofErr w:type="spellStart"/>
+            <w:r>
+              <w:rPr>
+                <w:rFonts w:ascii="Arial" w:eastAsia="Arial" w:hAnsi="Arial" w:cs="Arial"/>
+                <w:sz w:val="20"/>
+                <w:szCs w:val="20"/>
+              </w:rPr>
+              <w:t>email</w:t>
+            </w:r>
+            <w:proofErr w:type="spellEnd"/>
+            <w:r>
+              <w:rPr>
+                <w:rFonts w:ascii="Arial" w:eastAsia="Arial" w:hAnsi="Arial" w:cs="Arial"/>
+                <w:sz w:val="20"/>
+                <w:szCs w:val="20"/>
+              </w:rPr>
+              <w:t xml:space="preserve"> e pedido com valores.</w:t>
+            </w:r>
+            <w:r>
+              <w:rPr>
+                <w:rFonts w:ascii="Arial" w:eastAsia="Arial" w:hAnsi="Arial" w:cs="Arial"/>
+                <w:sz w:val="20"/>
+                <w:szCs w:val="20"/>
+              </w:rPr>
+              <w:br/>
+            </w:r>
+            <w:r>
+              <w:rPr>
+                <w:rFonts w:eastAsia="Arial"/>
+              </w:rPr>
+              <w:drawing>
+                <wp:inline distT="0" distB="0" distL="0" distR="0" wp14:anchorId="566D5E4C" wp14:editId="3CC76B3E">
+                  <wp:extent cx="5439534" cy="4448796"/>
+                  <wp:effectExtent l="0" t="0" r="8890" b="9525"/>
+                  <wp:docPr id="15" name="Imagem 15"/>
+                  <wp:cNvGraphicFramePr>
+                    <a:graphicFrameLocks xmlns:a="http://schemas.openxmlformats.org/drawingml/2006/main" noChangeAspect="1"/>
+                  </wp:cNvGraphicFramePr>
+                  <a:graphic xmlns:a="http://schemas.openxmlformats.org/drawingml/2006/main">
+                    <a:graphicData uri="http://schemas.openxmlformats.org/drawingml/2006/picture">
+                      <pic:pic xmlns:pic="http://schemas.openxmlformats.org/drawingml/2006/picture">
+                        <pic:nvPicPr>
+                          <pic:cNvPr id="1" name=""/>
+                          <pic:cNvPicPr/>
+                        </pic:nvPicPr>
+                        <pic:blipFill>
+                          <a:blip r:embed="rId22"/>
+                          <a:stretch>
+                            <a:fillRect/>
+                          </a:stretch>
+                        </pic:blipFill>
+                        <pic:spPr>
+                          <a:xfrm>
+                            <a:off x="0" y="0"/>
+                            <a:ext cx="5439534" cy="4448796"/>
+                          </a:xfrm>
+                          <a:prstGeom prst="rect">
+                            <a:avLst/>
+                          </a:prstGeom>
+                        </pic:spPr>
+                      </pic:pic>
+                    </a:graphicData>
+                  </a:graphic>
+                </wp:inline>
+              </w:drawing>
+            </w:r>
+          </w:p>
+          <w:p>
+            <w:pPr>
+              <w:shd w:val="clear" w:color="auto" w:fill="FFFFFF"/>
+              <w:spacing w:before="240" w:after="240"/>
+              <w:ind w:firstLine="0"/>
+              <w:rPr>
+                <w:rFonts w:eastAsia="Arial"/>
+              </w:rPr>
+            </w:pPr>
+            <w:r>
+              <w:rPr>
+                <w:rFonts w:ascii="Arial" w:eastAsia="Arial" w:hAnsi="Arial" w:cs="Arial"/>
+                <w:b/>
+                <w:bCs/>
+                <w:sz w:val="20"/>
+                <w:szCs w:val="20"/>
+              </w:rPr>
+              <w:t>Print 14:</w:t>
+            </w:r>
+            <w:r>
+              <w:rPr>
+                <w:rFonts w:ascii="Arial" w:eastAsia="Arial" w:hAnsi="Arial" w:cs="Arial"/>
+                <w:sz w:val="20"/>
+                <w:szCs w:val="20"/>
+              </w:rPr>
+              <w:t xml:space="preserve"> </w:t>
+            </w:r>
+            <w:proofErr w:type="spellStart"/>
+            <w:r>
+              <w:rPr>
+                <w:rFonts w:ascii="Arial" w:eastAsia="Arial" w:hAnsi="Arial" w:cs="Arial"/>
+                <w:sz w:val="20"/>
+                <w:szCs w:val="20"/>
+              </w:rPr>
+              <w:t>select</w:t>
+            </w:r>
+            <w:proofErr w:type="spellEnd"/>
+            <w:r>
+              <w:rPr>
+                <w:rFonts w:ascii="Arial" w:eastAsia="Arial" w:hAnsi="Arial" w:cs="Arial"/>
+                <w:sz w:val="20"/>
+                <w:szCs w:val="20"/>
+              </w:rPr>
+              <w:t xml:space="preserve"> para ver clientes e totais gastos:</w:t>
+            </w:r>
+            <w:r>
+              <w:rPr>
+                <w:rFonts w:ascii="Arial" w:eastAsia="Arial" w:hAnsi="Arial" w:cs="Arial"/>
+                <w:sz w:val="20"/>
+                <w:szCs w:val="20"/>
+              </w:rPr>
+              <w:br/>
+            </w:r>
+            <w:r>
+              <w:rPr>
+                <w:rFonts w:ascii="Arial" w:eastAsia="Arial" w:hAnsi="Arial" w:cs="Arial"/>
+                <w:sz w:val="20"/>
+                <w:szCs w:val="20"/>
+              </w:rPr>
+              <w:br/>
+            </w:r>
+            <w:r>
+              <w:rPr>
+                <w:rFonts w:eastAsia="Arial"/>
+              </w:rPr>
+              <w:drawing>
+                <wp:inline distT="0" distB="0" distL="0" distR="0" wp14:anchorId="2B18A5D4" wp14:editId="6B9E721B">
+                  <wp:extent cx="5772956" cy="4086795"/>
+                  <wp:effectExtent l="0" t="0" r="0" b="9525"/>
+                  <wp:docPr id="16" name="Imagem 16"/>
+                  <wp:cNvGraphicFramePr>
+                    <a:graphicFrameLocks xmlns:a="http://schemas.openxmlformats.org/drawingml/2006/main" noChangeAspect="1"/>
+                  </wp:cNvGraphicFramePr>
+                  <a:graphic xmlns:a="http://schemas.openxmlformats.org/drawingml/2006/main">
+                    <a:graphicData uri="http://schemas.openxmlformats.org/drawingml/2006/picture">
+                      <pic:pic xmlns:pic="http://schemas.openxmlformats.org/drawingml/2006/picture">
+                        <pic:nvPicPr>
+                          <pic:cNvPr id="1" name=""/>
+                          <pic:cNvPicPr/>
+                        </pic:nvPicPr>
+                        <pic:blipFill>
+                          <a:blip r:embed="rId23"/>
+                          <a:stretch>
+                            <a:fillRect/>
+                          </a:stretch>
+                        </pic:blipFill>
+                        <pic:spPr>
+                          <a:xfrm>
+                            <a:off x="0" y="0"/>
+                            <a:ext cx="5772956" cy="4086795"/>
+                          </a:xfrm>
+                          <a:prstGeom prst="rect">
+                            <a:avLst/>
+                          </a:prstGeom>
+                        </pic:spPr>
+                      </pic:pic>
+                    </a:graphicData>
+                  </a:graphic>
+                </wp:inline>
+              </w:drawing>
+            </w:r>
+          </w:p>
         </w:tc>
       </w:tr>
     </w:tbl>
     <w:p>
       <w:pPr>
         <w:ind w:firstLine="0"/>
-        <w:jc w:val="both"/>
-        <w:rPr>
-          <w:rFonts w:ascii="Arial" w:eastAsia="Arial" w:hAnsi="Arial" w:cs="Arial"/>
-          <w:b/>
-          <w:sz w:val="20"/>
-          <w:szCs w:val="20"/>
-        </w:rPr>
-      </w:pPr>
-    </w:p>
-    <w:p>
-      <w:pPr>
-        <w:ind w:firstLine="0"/>
-        <w:jc w:val="both"/>
-        <w:rPr>
-          <w:rFonts w:ascii="Arial" w:eastAsia="Arial" w:hAnsi="Arial" w:cs="Arial"/>
-          <w:b/>
-          <w:sz w:val="20"/>
-          <w:szCs w:val="20"/>
-        </w:rPr>
-      </w:pPr>
-    </w:p>
-    <w:p>
-      <w:pPr>
-        <w:ind w:hanging="2"/>
-        <w:jc w:val="both"/>
-        <w:rPr>
-          <w:rFonts w:ascii="Arial" w:eastAsia="Arial" w:hAnsi="Arial" w:cs="Arial"/>
-          <w:b/>
-          <w:sz w:val="18"/>
-          <w:szCs w:val="18"/>
-        </w:rPr>
-      </w:pPr>
-    </w:p>
-    <w:p>
-      <w:pPr>
-        <w:ind w:hanging="2"/>
         <w:jc w:val="both"/>
         <w:rPr>
           <w:rFonts w:ascii="Arial" w:eastAsia="Arial" w:hAnsi="Arial" w:cs="Arial"/>
